--- a/ai/docs/faiss_tests_commands.docx
+++ b/ai/docs/faiss_tests_commands.docx
@@ -4,11 +4,29 @@
   <w:body>
     <w:p>
       <w:pPr>
+        <w:jc w:val="both"/>
+        <w:rPr>
+          <w:rFonts w:ascii="Times New Roman" w:hAnsi="Times New Roman" w:cs="Times New Roman"/>
+          <w:i/>
+          <w:iCs/>
+        </w:rPr>
+      </w:pPr>
+      <w:r>
+        <w:rPr>
+          <w:rFonts w:ascii="Times New Roman" w:hAnsi="Times New Roman" w:cs="Times New Roman"/>
+          <w:i/>
+          <w:iCs/>
+        </w:rPr>
+        <w:t>This file is a Windows CMD runbook for creating an isolated FAISS test environment, starting the service in controlled modes, running unit and integration tests, and executing a 100,000-vector benchmark. The sequence is intentionally staged so that environment setup, service launch, correctness checks, and performance measurement remain separable and reproducible.</w:t>
+      </w:r>
+    </w:p>
+    <w:p>
+      <w:pPr>
         <w:spacing w:before="100" w:beforeAutospacing="1" w:after="100" w:afterAutospacing="1" w:line="240" w:lineRule="auto"/>
         <w:jc w:val="both"/>
         <w:outlineLvl w:val="0"/>
         <w:rPr>
-          <w:rFonts w:ascii="Arial" w:eastAsia="Times New Roman" w:hAnsi="Arial" w:cs="Arial"/>
+          <w:rFonts w:ascii="Times New Roman" w:eastAsia="Times New Roman" w:hAnsi="Times New Roman" w:cs="Times New Roman"/>
           <w:b/>
           <w:bCs/>
           <w:kern w:val="36"/>
@@ -19,7 +37,7 @@
       </w:pPr>
       <w:r>
         <w:rPr>
-          <w:rFonts w:ascii="Arial" w:eastAsia="Times New Roman" w:hAnsi="Arial" w:cs="Arial"/>
+          <w:rFonts w:ascii="Times New Roman" w:eastAsia="Times New Roman" w:hAnsi="Times New Roman" w:cs="Times New Roman"/>
           <w:b/>
           <w:bCs/>
           <w:kern w:val="36"/>
@@ -27,11 +45,12 @@
           <w:szCs w:val="48"/>
           <w14:ligatures w14:val="none"/>
         </w:rPr>
-        <w:t>FAISS Service</w:t>
-      </w:r>
-      <w:r>
-        <w:rPr>
-          <w:rFonts w:ascii="Arial" w:eastAsia="Times New Roman" w:hAnsi="Arial" w:cs="Arial"/>
+        <w:t xml:space="preserve">FAISS Service: </w:t>
+      </w:r>
+      <w:proofErr w:type="spellStart"/>
+      <w:r>
+        <w:rPr>
+          <w:rFonts w:ascii="Times New Roman" w:eastAsia="Times New Roman" w:hAnsi="Times New Roman" w:cs="Times New Roman"/>
           <w:b/>
           <w:bCs/>
           <w:kern w:val="36"/>
@@ -39,11 +58,12 @@
           <w:szCs w:val="48"/>
           <w14:ligatures w14:val="none"/>
         </w:rPr>
-        <w:t>:</w:t>
-      </w:r>
-      <w:r>
-        <w:rPr>
-          <w:rFonts w:ascii="Arial" w:eastAsia="Times New Roman" w:hAnsi="Arial" w:cs="Arial"/>
+        <w:t>Venv</w:t>
+      </w:r>
+      <w:proofErr w:type="spellEnd"/>
+      <w:r>
+        <w:rPr>
+          <w:rFonts w:ascii="Times New Roman" w:eastAsia="Times New Roman" w:hAnsi="Times New Roman" w:cs="Times New Roman"/>
           <w:b/>
           <w:bCs/>
           <w:kern w:val="36"/>
@@ -51,7 +71,7 @@
           <w:szCs w:val="48"/>
           <w14:ligatures w14:val="none"/>
         </w:rPr>
-        <w:t xml:space="preserve"> Venv + Run + Tests + Benchmark (Windows CMD)</w:t>
+        <w:t xml:space="preserve"> + Run + Tests + Benchmark (Windows CMD)</w:t>
       </w:r>
     </w:p>
     <w:p>
@@ -59,7 +79,7 @@
         <w:spacing w:before="100" w:beforeAutospacing="1" w:after="100" w:afterAutospacing="1" w:line="240" w:lineRule="auto"/>
         <w:outlineLvl w:val="1"/>
         <w:rPr>
-          <w:rFonts w:ascii="Arial" w:eastAsia="Times New Roman" w:hAnsi="Arial" w:cs="Arial"/>
+          <w:rFonts w:ascii="Times New Roman" w:eastAsia="Times New Roman" w:hAnsi="Times New Roman" w:cs="Times New Roman"/>
           <w:b/>
           <w:bCs/>
           <w:kern w:val="0"/>
@@ -70,7 +90,7 @@
       </w:pPr>
       <w:r>
         <w:rPr>
-          <w:rFonts w:ascii="Arial" w:eastAsia="Times New Roman" w:hAnsi="Arial" w:cs="Arial"/>
+          <w:rFonts w:ascii="Times New Roman" w:eastAsia="Times New Roman" w:hAnsi="Times New Roman" w:cs="Times New Roman"/>
           <w:b/>
           <w:bCs/>
           <w:kern w:val="0"/>
@@ -78,7 +98,51 @@
           <w:szCs w:val="36"/>
           <w14:ligatures w14:val="none"/>
         </w:rPr>
-        <w:t>1) Create venv and install dependencies</w:t>
+        <w:t xml:space="preserve">1) Create </w:t>
+      </w:r>
+      <w:proofErr w:type="spellStart"/>
+      <w:r>
+        <w:rPr>
+          <w:rFonts w:ascii="Times New Roman" w:eastAsia="Times New Roman" w:hAnsi="Times New Roman" w:cs="Times New Roman"/>
+          <w:b/>
+          <w:bCs/>
+          <w:kern w:val="0"/>
+          <w:sz w:val="36"/>
+          <w:szCs w:val="36"/>
+          <w14:ligatures w14:val="none"/>
+        </w:rPr>
+        <w:t>venv</w:t>
+      </w:r>
+      <w:proofErr w:type="spellEnd"/>
+      <w:r>
+        <w:rPr>
+          <w:rFonts w:ascii="Times New Roman" w:eastAsia="Times New Roman" w:hAnsi="Times New Roman" w:cs="Times New Roman"/>
+          <w:b/>
+          <w:bCs/>
+          <w:kern w:val="0"/>
+          <w:sz w:val="36"/>
+          <w:szCs w:val="36"/>
+          <w14:ligatures w14:val="none"/>
+        </w:rPr>
+        <w:t xml:space="preserve"> and install dependencies</w:t>
+      </w:r>
+    </w:p>
+    <w:p>
+      <w:pPr>
+        <w:jc w:val="both"/>
+        <w:rPr>
+          <w:rFonts w:ascii="Times New Roman" w:hAnsi="Times New Roman" w:cs="Times New Roman"/>
+          <w:i/>
+          <w:iCs/>
+        </w:rPr>
+      </w:pPr>
+      <w:r>
+        <w:rPr>
+          <w:rFonts w:ascii="Times New Roman" w:hAnsi="Times New Roman" w:cs="Times New Roman"/>
+          <w:i/>
+          <w:iCs/>
+        </w:rPr>
+        <w:t>This block creates a clean Python environment for the FAISS service and installs only the packages needed for the service, API tests, and benchmark tooling. It should be run once per fresh working directory to avoid contamination from system-level Python packages or older dependency versions.</w:t>
       </w:r>
     </w:p>
     <w:p>
@@ -103,16 +167,16 @@
         </w:tabs>
         <w:spacing w:after="0" w:line="240" w:lineRule="auto"/>
         <w:rPr>
-          <w:rFonts w:ascii="Arial" w:eastAsia="Times New Roman" w:hAnsi="Arial" w:cs="Arial"/>
-          <w:kern w:val="0"/>
-          <w:sz w:val="20"/>
-          <w:szCs w:val="20"/>
-          <w14:ligatures w14:val="none"/>
-        </w:rPr>
-      </w:pPr>
-      <w:r>
-        <w:rPr>
-          <w:rFonts w:ascii="Arial" w:eastAsia="Times New Roman" w:hAnsi="Arial" w:cs="Arial"/>
+          <w:rFonts w:ascii="Times New Roman" w:eastAsia="Times New Roman" w:hAnsi="Times New Roman" w:cs="Times New Roman"/>
+          <w:kern w:val="0"/>
+          <w:sz w:val="20"/>
+          <w:szCs w:val="20"/>
+          <w14:ligatures w14:val="none"/>
+        </w:rPr>
+      </w:pPr>
+      <w:r>
+        <w:rPr>
+          <w:rFonts w:ascii="Times New Roman" w:eastAsia="Times New Roman" w:hAnsi="Times New Roman" w:cs="Times New Roman"/>
           <w:kern w:val="0"/>
           <w:sz w:val="20"/>
           <w:szCs w:val="20"/>
@@ -122,7 +186,7 @@
       </w:r>
       <w:r>
         <w:rPr>
-          <w:rFonts w:ascii="Arial" w:eastAsia="Times New Roman" w:hAnsi="Arial" w:cs="Arial"/>
+          <w:rFonts w:ascii="Times New Roman" w:eastAsia="Times New Roman" w:hAnsi="Times New Roman" w:cs="Times New Roman"/>
           <w:kern w:val="0"/>
           <w:sz w:val="20"/>
           <w:szCs w:val="20"/>
@@ -132,7 +196,7 @@
       </w:r>
       <w:r>
         <w:rPr>
-          <w:rFonts w:ascii="Arial" w:eastAsia="Times New Roman" w:hAnsi="Arial" w:cs="Arial"/>
+          <w:rFonts w:ascii="Times New Roman" w:eastAsia="Times New Roman" w:hAnsi="Times New Roman" w:cs="Times New Roman"/>
           <w:kern w:val="0"/>
           <w:sz w:val="20"/>
           <w:szCs w:val="20"/>
@@ -142,7 +206,7 @@
       </w:r>
       <w:r>
         <w:rPr>
-          <w:rFonts w:ascii="Arial" w:eastAsia="Times New Roman" w:hAnsi="Arial" w:cs="Arial"/>
+          <w:rFonts w:ascii="Times New Roman" w:eastAsia="Times New Roman" w:hAnsi="Times New Roman" w:cs="Times New Roman"/>
           <w:kern w:val="0"/>
           <w:sz w:val="20"/>
           <w:szCs w:val="20"/>
@@ -152,28 +216,86 @@
       </w:r>
       <w:r>
         <w:rPr>
-          <w:rFonts w:ascii="Arial" w:eastAsia="Times New Roman" w:hAnsi="Arial" w:cs="Arial"/>
-          <w:kern w:val="0"/>
-          <w:sz w:val="20"/>
-          <w:szCs w:val="20"/>
-          <w14:ligatures w14:val="none"/>
-        </w:rPr>
-        <w:t>-m venv .venv</w:t>
-      </w:r>
-      <w:r>
-        <w:rPr>
-          <w:rFonts w:ascii="Arial" w:eastAsia="Times New Roman" w:hAnsi="Arial" w:cs="Arial"/>
+          <w:rFonts w:ascii="Times New Roman" w:eastAsia="Times New Roman" w:hAnsi="Times New Roman" w:cs="Times New Roman"/>
+          <w:kern w:val="0"/>
+          <w:sz w:val="20"/>
+          <w:szCs w:val="20"/>
+          <w14:ligatures w14:val="none"/>
+        </w:rPr>
+        <w:t xml:space="preserve">-m </w:t>
+      </w:r>
+      <w:proofErr w:type="spellStart"/>
+      <w:proofErr w:type="gramStart"/>
+      <w:r>
+        <w:rPr>
+          <w:rFonts w:ascii="Times New Roman" w:eastAsia="Times New Roman" w:hAnsi="Times New Roman" w:cs="Times New Roman"/>
+          <w:kern w:val="0"/>
+          <w:sz w:val="20"/>
+          <w:szCs w:val="20"/>
+          <w14:ligatures w14:val="none"/>
+        </w:rPr>
+        <w:t>venv</w:t>
+      </w:r>
+      <w:proofErr w:type="spellEnd"/>
+      <w:r>
+        <w:rPr>
+          <w:rFonts w:ascii="Times New Roman" w:eastAsia="Times New Roman" w:hAnsi="Times New Roman" w:cs="Times New Roman"/>
+          <w:kern w:val="0"/>
+          <w:sz w:val="20"/>
+          <w:szCs w:val="20"/>
+          <w14:ligatures w14:val="none"/>
+        </w:rPr>
+        <w:t xml:space="preserve"> .</w:t>
+      </w:r>
+      <w:proofErr w:type="spellStart"/>
+      <w:r>
+        <w:rPr>
+          <w:rFonts w:ascii="Times New Roman" w:eastAsia="Times New Roman" w:hAnsi="Times New Roman" w:cs="Times New Roman"/>
+          <w:kern w:val="0"/>
+          <w:sz w:val="20"/>
+          <w:szCs w:val="20"/>
+          <w14:ligatures w14:val="none"/>
+        </w:rPr>
+        <w:t>venv</w:t>
+      </w:r>
+      <w:proofErr w:type="spellEnd"/>
+      <w:proofErr w:type="gramEnd"/>
+      <w:r>
+        <w:rPr>
+          <w:rFonts w:ascii="Times New Roman" w:eastAsia="Times New Roman" w:hAnsi="Times New Roman" w:cs="Times New Roman"/>
           <w:kern w:val="0"/>
           <w:sz w:val="20"/>
           <w:szCs w:val="20"/>
           <w14:ligatures w14:val="none"/>
         </w:rPr>
         <w:br/>
-        <w:t>.venv\Scripts\activate.bat</w:t>
-      </w:r>
-      <w:r>
-        <w:rPr>
-          <w:rFonts w:ascii="Arial" w:eastAsia="Times New Roman" w:hAnsi="Arial" w:cs="Arial"/>
+        <w:t>.</w:t>
+      </w:r>
+      <w:proofErr w:type="spellStart"/>
+      <w:r>
+        <w:rPr>
+          <w:rFonts w:ascii="Times New Roman" w:eastAsia="Times New Roman" w:hAnsi="Times New Roman" w:cs="Times New Roman"/>
+          <w:kern w:val="0"/>
+          <w:sz w:val="20"/>
+          <w:szCs w:val="20"/>
+          <w14:ligatures w14:val="none"/>
+        </w:rPr>
+        <w:t>venv</w:t>
+      </w:r>
+      <w:proofErr w:type="spellEnd"/>
+      <w:r>
+        <w:rPr>
+          <w:rFonts w:ascii="Times New Roman" w:eastAsia="Times New Roman" w:hAnsi="Times New Roman" w:cs="Times New Roman"/>
+          <w:kern w:val="0"/>
+          <w:sz w:val="20"/>
+          <w:szCs w:val="20"/>
+          <w14:ligatures w14:val="none"/>
+        </w:rPr>
+        <w:t>\Scripts\activate.bat</w:t>
+      </w:r>
+      <w:r>
+        <w:rPr>
+          <w:rFonts w:ascii="Times New Roman" w:eastAsia="Times New Roman" w:hAnsi="Times New Roman" w:cs="Times New Roman"/>
           <w:kern w:val="0"/>
           <w:sz w:val="20"/>
           <w:szCs w:val="20"/>
@@ -183,7 +305,7 @@
       </w:r>
       <w:r>
         <w:rPr>
-          <w:rFonts w:ascii="Arial" w:eastAsia="Times New Roman" w:hAnsi="Arial" w:cs="Arial"/>
+          <w:rFonts w:ascii="Times New Roman" w:eastAsia="Times New Roman" w:hAnsi="Times New Roman" w:cs="Times New Roman"/>
           <w:kern w:val="0"/>
           <w:sz w:val="20"/>
           <w:szCs w:val="20"/>
@@ -193,7 +315,7 @@
       </w:r>
       <w:r>
         <w:rPr>
-          <w:rFonts w:ascii="Arial" w:eastAsia="Times New Roman" w:hAnsi="Arial" w:cs="Arial"/>
+          <w:rFonts w:ascii="Times New Roman" w:eastAsia="Times New Roman" w:hAnsi="Times New Roman" w:cs="Times New Roman"/>
           <w:kern w:val="0"/>
           <w:sz w:val="20"/>
           <w:szCs w:val="20"/>
@@ -203,17 +325,29 @@
       </w:r>
       <w:r>
         <w:rPr>
-          <w:rFonts w:ascii="Arial" w:eastAsia="Times New Roman" w:hAnsi="Arial" w:cs="Arial"/>
-          <w:kern w:val="0"/>
-          <w:sz w:val="20"/>
-          <w:szCs w:val="20"/>
-          <w14:ligatures w14:val="none"/>
-        </w:rPr>
-        <w:t>-m pip install -U pip wheel setuptools</w:t>
-      </w:r>
-      <w:r>
-        <w:rPr>
-          <w:rFonts w:ascii="Arial" w:eastAsia="Times New Roman" w:hAnsi="Arial" w:cs="Arial"/>
+          <w:rFonts w:ascii="Times New Roman" w:eastAsia="Times New Roman" w:hAnsi="Times New Roman" w:cs="Times New Roman"/>
+          <w:kern w:val="0"/>
+          <w:sz w:val="20"/>
+          <w:szCs w:val="20"/>
+          <w14:ligatures w14:val="none"/>
+        </w:rPr>
+        <w:t xml:space="preserve">-m pip install -U pip wheel </w:t>
+      </w:r>
+      <w:proofErr w:type="spellStart"/>
+      <w:r>
+        <w:rPr>
+          <w:rFonts w:ascii="Times New Roman" w:eastAsia="Times New Roman" w:hAnsi="Times New Roman" w:cs="Times New Roman"/>
+          <w:kern w:val="0"/>
+          <w:sz w:val="20"/>
+          <w:szCs w:val="20"/>
+          <w14:ligatures w14:val="none"/>
+        </w:rPr>
+        <w:t>setuptools</w:t>
+      </w:r>
+      <w:proofErr w:type="spellEnd"/>
+      <w:r>
+        <w:rPr>
+          <w:rFonts w:ascii="Times New Roman" w:eastAsia="Times New Roman" w:hAnsi="Times New Roman" w:cs="Times New Roman"/>
           <w:kern w:val="0"/>
           <w:sz w:val="20"/>
           <w:szCs w:val="20"/>
@@ -223,7 +357,7 @@
       </w:r>
       <w:r>
         <w:rPr>
-          <w:rFonts w:ascii="Arial" w:eastAsia="Times New Roman" w:hAnsi="Arial" w:cs="Arial"/>
+          <w:rFonts w:ascii="Times New Roman" w:eastAsia="Times New Roman" w:hAnsi="Times New Roman" w:cs="Times New Roman"/>
           <w:kern w:val="0"/>
           <w:sz w:val="20"/>
           <w:szCs w:val="20"/>
@@ -234,7 +368,7 @@
       </w:r>
       <w:r>
         <w:rPr>
-          <w:rFonts w:ascii="Arial" w:eastAsia="Times New Roman" w:hAnsi="Arial" w:cs="Arial"/>
+          <w:rFonts w:ascii="Times New Roman" w:eastAsia="Times New Roman" w:hAnsi="Times New Roman" w:cs="Times New Roman"/>
           <w:kern w:val="0"/>
           <w:sz w:val="20"/>
           <w:szCs w:val="20"/>
@@ -244,7 +378,7 @@
       </w:r>
       <w:r>
         <w:rPr>
-          <w:rFonts w:ascii="Arial" w:eastAsia="Times New Roman" w:hAnsi="Arial" w:cs="Arial"/>
+          <w:rFonts w:ascii="Times New Roman" w:eastAsia="Times New Roman" w:hAnsi="Times New Roman" w:cs="Times New Roman"/>
           <w:kern w:val="0"/>
           <w:sz w:val="20"/>
           <w:szCs w:val="20"/>
@@ -254,47 +388,203 @@
       </w:r>
       <w:r>
         <w:rPr>
-          <w:rFonts w:ascii="Arial" w:eastAsia="Times New Roman" w:hAnsi="Arial" w:cs="Arial"/>
-          <w:kern w:val="0"/>
-          <w:sz w:val="20"/>
-          <w:szCs w:val="20"/>
-          <w14:ligatures w14:val="none"/>
-        </w:rPr>
-        <w:t>-m pip install fastapi "uvicorn[standard]" num</w:t>
-      </w:r>
-      <w:r>
-        <w:rPr>
-          <w:rFonts w:ascii="Arial" w:eastAsia="Times New Roman" w:hAnsi="Arial" w:cs="Arial"/>
-          <w:kern w:val="0"/>
-          <w:sz w:val="20"/>
-          <w:szCs w:val="20"/>
-          <w14:ligatures w14:val="none"/>
-        </w:rPr>
-        <w:t xml:space="preserve">python </w:t>
-      </w:r>
-      <w:r>
-        <w:rPr>
-          <w:rFonts w:ascii="Arial" w:eastAsia="Times New Roman" w:hAnsi="Arial" w:cs="Arial"/>
-          <w:kern w:val="0"/>
-          <w:sz w:val="20"/>
-          <w:szCs w:val="20"/>
-          <w14:ligatures w14:val="none"/>
-        </w:rPr>
-        <w:t>httpx pydantic python-jcs cryptography faiss-cpu pytest</w:t>
-      </w:r>
+          <w:rFonts w:ascii="Times New Roman" w:eastAsia="Times New Roman" w:hAnsi="Times New Roman" w:cs="Times New Roman"/>
+          <w:kern w:val="0"/>
+          <w:sz w:val="20"/>
+          <w:szCs w:val="20"/>
+          <w14:ligatures w14:val="none"/>
+        </w:rPr>
+        <w:t xml:space="preserve">-m pip install </w:t>
+      </w:r>
+      <w:proofErr w:type="spellStart"/>
+      <w:r>
+        <w:rPr>
+          <w:rFonts w:ascii="Times New Roman" w:eastAsia="Times New Roman" w:hAnsi="Times New Roman" w:cs="Times New Roman"/>
+          <w:kern w:val="0"/>
+          <w:sz w:val="20"/>
+          <w:szCs w:val="20"/>
+          <w14:ligatures w14:val="none"/>
+        </w:rPr>
+        <w:t>fastapi</w:t>
+      </w:r>
+      <w:proofErr w:type="spellEnd"/>
+      <w:r>
+        <w:rPr>
+          <w:rFonts w:ascii="Times New Roman" w:eastAsia="Times New Roman" w:hAnsi="Times New Roman" w:cs="Times New Roman"/>
+          <w:kern w:val="0"/>
+          <w:sz w:val="20"/>
+          <w:szCs w:val="20"/>
+          <w14:ligatures w14:val="none"/>
+        </w:rPr>
+        <w:t xml:space="preserve"> "</w:t>
+      </w:r>
+      <w:proofErr w:type="spellStart"/>
+      <w:r>
+        <w:rPr>
+          <w:rFonts w:ascii="Times New Roman" w:eastAsia="Times New Roman" w:hAnsi="Times New Roman" w:cs="Times New Roman"/>
+          <w:kern w:val="0"/>
+          <w:sz w:val="20"/>
+          <w:szCs w:val="20"/>
+          <w14:ligatures w14:val="none"/>
+        </w:rPr>
+        <w:t>uvicorn</w:t>
+      </w:r>
+      <w:proofErr w:type="spellEnd"/>
+      <w:r>
+        <w:rPr>
+          <w:rFonts w:ascii="Times New Roman" w:eastAsia="Times New Roman" w:hAnsi="Times New Roman" w:cs="Times New Roman"/>
+          <w:kern w:val="0"/>
+          <w:sz w:val="20"/>
+          <w:szCs w:val="20"/>
+          <w14:ligatures w14:val="none"/>
+        </w:rPr>
+        <w:t xml:space="preserve">[standard]" </w:t>
+      </w:r>
+      <w:proofErr w:type="spellStart"/>
+      <w:r>
+        <w:rPr>
+          <w:rFonts w:ascii="Times New Roman" w:eastAsia="Times New Roman" w:hAnsi="Times New Roman" w:cs="Times New Roman"/>
+          <w:kern w:val="0"/>
+          <w:sz w:val="20"/>
+          <w:szCs w:val="20"/>
+          <w14:ligatures w14:val="none"/>
+        </w:rPr>
+        <w:t>num</w:t>
+      </w:r>
+      <w:r>
+        <w:rPr>
+          <w:rFonts w:ascii="Times New Roman" w:eastAsia="Times New Roman" w:hAnsi="Times New Roman" w:cs="Times New Roman"/>
+          <w:kern w:val="0"/>
+          <w:sz w:val="20"/>
+          <w:szCs w:val="20"/>
+          <w14:ligatures w14:val="none"/>
+        </w:rPr>
+        <w:t>python</w:t>
+      </w:r>
+      <w:proofErr w:type="spellEnd"/>
+      <w:r>
+        <w:rPr>
+          <w:rFonts w:ascii="Times New Roman" w:eastAsia="Times New Roman" w:hAnsi="Times New Roman" w:cs="Times New Roman"/>
+          <w:kern w:val="0"/>
+          <w:sz w:val="20"/>
+          <w:szCs w:val="20"/>
+          <w14:ligatures w14:val="none"/>
+        </w:rPr>
+        <w:t xml:space="preserve"> </w:t>
+      </w:r>
+      <w:proofErr w:type="spellStart"/>
+      <w:r>
+        <w:rPr>
+          <w:rFonts w:ascii="Times New Roman" w:eastAsia="Times New Roman" w:hAnsi="Times New Roman" w:cs="Times New Roman"/>
+          <w:kern w:val="0"/>
+          <w:sz w:val="20"/>
+          <w:szCs w:val="20"/>
+          <w14:ligatures w14:val="none"/>
+        </w:rPr>
+        <w:t>httpx</w:t>
+      </w:r>
+      <w:proofErr w:type="spellEnd"/>
+      <w:r>
+        <w:rPr>
+          <w:rFonts w:ascii="Times New Roman" w:eastAsia="Times New Roman" w:hAnsi="Times New Roman" w:cs="Times New Roman"/>
+          <w:kern w:val="0"/>
+          <w:sz w:val="20"/>
+          <w:szCs w:val="20"/>
+          <w14:ligatures w14:val="none"/>
+        </w:rPr>
+        <w:t xml:space="preserve"> </w:t>
+      </w:r>
+      <w:proofErr w:type="spellStart"/>
+      <w:r>
+        <w:rPr>
+          <w:rFonts w:ascii="Times New Roman" w:eastAsia="Times New Roman" w:hAnsi="Times New Roman" w:cs="Times New Roman"/>
+          <w:kern w:val="0"/>
+          <w:sz w:val="20"/>
+          <w:szCs w:val="20"/>
+          <w14:ligatures w14:val="none"/>
+        </w:rPr>
+        <w:t>pydantic</w:t>
+      </w:r>
+      <w:proofErr w:type="spellEnd"/>
+      <w:r>
+        <w:rPr>
+          <w:rFonts w:ascii="Times New Roman" w:eastAsia="Times New Roman" w:hAnsi="Times New Roman" w:cs="Times New Roman"/>
+          <w:kern w:val="0"/>
+          <w:sz w:val="20"/>
+          <w:szCs w:val="20"/>
+          <w14:ligatures w14:val="none"/>
+        </w:rPr>
+        <w:t xml:space="preserve"> python-</w:t>
+      </w:r>
+      <w:proofErr w:type="spellStart"/>
+      <w:r>
+        <w:rPr>
+          <w:rFonts w:ascii="Times New Roman" w:eastAsia="Times New Roman" w:hAnsi="Times New Roman" w:cs="Times New Roman"/>
+          <w:kern w:val="0"/>
+          <w:sz w:val="20"/>
+          <w:szCs w:val="20"/>
+          <w14:ligatures w14:val="none"/>
+        </w:rPr>
+        <w:t>jcs</w:t>
+      </w:r>
+      <w:proofErr w:type="spellEnd"/>
+      <w:r>
+        <w:rPr>
+          <w:rFonts w:ascii="Times New Roman" w:eastAsia="Times New Roman" w:hAnsi="Times New Roman" w:cs="Times New Roman"/>
+          <w:kern w:val="0"/>
+          <w:sz w:val="20"/>
+          <w:szCs w:val="20"/>
+          <w14:ligatures w14:val="none"/>
+        </w:rPr>
+        <w:t xml:space="preserve"> cryptography </w:t>
+      </w:r>
+      <w:proofErr w:type="spellStart"/>
+      <w:r>
+        <w:rPr>
+          <w:rFonts w:ascii="Times New Roman" w:eastAsia="Times New Roman" w:hAnsi="Times New Roman" w:cs="Times New Roman"/>
+          <w:kern w:val="0"/>
+          <w:sz w:val="20"/>
+          <w:szCs w:val="20"/>
+          <w14:ligatures w14:val="none"/>
+        </w:rPr>
+        <w:t>faiss-cpu</w:t>
+      </w:r>
+      <w:proofErr w:type="spellEnd"/>
+      <w:r>
+        <w:rPr>
+          <w:rFonts w:ascii="Times New Roman" w:eastAsia="Times New Roman" w:hAnsi="Times New Roman" w:cs="Times New Roman"/>
+          <w:kern w:val="0"/>
+          <w:sz w:val="20"/>
+          <w:szCs w:val="20"/>
+          <w14:ligatures w14:val="none"/>
+        </w:rPr>
+        <w:t xml:space="preserve"> </w:t>
+      </w:r>
+      <w:proofErr w:type="spellStart"/>
+      <w:r>
+        <w:rPr>
+          <w:rFonts w:ascii="Times New Roman" w:eastAsia="Times New Roman" w:hAnsi="Times New Roman" w:cs="Times New Roman"/>
+          <w:kern w:val="0"/>
+          <w:sz w:val="20"/>
+          <w:szCs w:val="20"/>
+          <w14:ligatures w14:val="none"/>
+        </w:rPr>
+        <w:t>pytest</w:t>
+      </w:r>
+      <w:proofErr w:type="spellEnd"/>
     </w:p>
     <w:p>
       <w:pPr>
         <w:spacing w:after="0" w:line="240" w:lineRule="auto"/>
         <w:rPr>
-          <w:rFonts w:ascii="Arial" w:eastAsia="Times New Roman" w:hAnsi="Arial" w:cs="Arial"/>
-          <w:kern w:val="0"/>
-          <w14:ligatures w14:val="none"/>
-        </w:rPr>
-      </w:pPr>
-      <w:r>
-        <w:rPr>
-          <w:rFonts w:ascii="Arial" w:eastAsia="Times New Roman" w:hAnsi="Arial" w:cs="Arial"/>
+          <w:rFonts w:ascii="Times New Roman" w:eastAsia="Times New Roman" w:hAnsi="Times New Roman" w:cs="Times New Roman"/>
+          <w:kern w:val="0"/>
+          <w14:ligatures w14:val="none"/>
+        </w:rPr>
+      </w:pPr>
+      <w:r>
+        <w:rPr>
+          <w:rFonts w:ascii="Times New Roman" w:eastAsia="Times New Roman" w:hAnsi="Times New Roman" w:cs="Times New Roman"/>
           <w:kern w:val="0"/>
           <w14:ligatures w14:val="none"/>
         </w:rPr>
@@ -308,7 +598,7 @@
         <w:spacing w:before="100" w:beforeAutospacing="1" w:after="100" w:afterAutospacing="1" w:line="240" w:lineRule="auto"/>
         <w:outlineLvl w:val="1"/>
         <w:rPr>
-          <w:rFonts w:ascii="Arial" w:eastAsia="Times New Roman" w:hAnsi="Arial" w:cs="Arial"/>
+          <w:rFonts w:ascii="Times New Roman" w:eastAsia="Times New Roman" w:hAnsi="Times New Roman" w:cs="Times New Roman"/>
           <w:b/>
           <w:bCs/>
           <w:kern w:val="0"/>
@@ -319,7 +609,7 @@
       </w:pPr>
       <w:r>
         <w:rPr>
-          <w:rFonts w:ascii="Arial" w:eastAsia="Times New Roman" w:hAnsi="Arial" w:cs="Arial"/>
+          <w:rFonts w:ascii="Times New Roman" w:eastAsia="Times New Roman" w:hAnsi="Times New Roman" w:cs="Times New Roman"/>
           <w:b/>
           <w:bCs/>
           <w:kern w:val="0"/>
@@ -335,7 +625,7 @@
         <w:spacing w:before="100" w:beforeAutospacing="1" w:after="100" w:afterAutospacing="1" w:line="240" w:lineRule="auto"/>
         <w:outlineLvl w:val="2"/>
         <w:rPr>
-          <w:rFonts w:ascii="Arial" w:eastAsia="Times New Roman" w:hAnsi="Arial" w:cs="Arial"/>
+          <w:rFonts w:ascii="Times New Roman" w:eastAsia="Times New Roman" w:hAnsi="Times New Roman" w:cs="Times New Roman"/>
           <w:b/>
           <w:bCs/>
           <w:kern w:val="0"/>
@@ -346,7 +636,7 @@
       </w:pPr>
       <w:r>
         <w:rPr>
-          <w:rFonts w:ascii="Arial" w:eastAsia="Times New Roman" w:hAnsi="Arial" w:cs="Arial"/>
+          <w:rFonts w:ascii="Times New Roman" w:eastAsia="Times New Roman" w:hAnsi="Times New Roman" w:cs="Times New Roman"/>
           <w:b/>
           <w:bCs/>
           <w:kern w:val="0"/>
@@ -355,6 +645,24 @@
           <w14:ligatures w14:val="none"/>
         </w:rPr>
         <w:t>2.1 Search-only mode (recommended for benchmarking search latency)</w:t>
+      </w:r>
+    </w:p>
+    <w:p>
+      <w:pPr>
+        <w:jc w:val="both"/>
+        <w:rPr>
+          <w:rFonts w:ascii="Times New Roman" w:hAnsi="Times New Roman" w:cs="Times New Roman"/>
+          <w:i/>
+          <w:iCs/>
+        </w:rPr>
+      </w:pPr>
+      <w:r>
+        <w:rPr>
+          <w:rFonts w:ascii="Times New Roman" w:hAnsi="Times New Roman" w:cs="Times New Roman"/>
+          <w:i/>
+          <w:iCs/>
+        </w:rPr>
+        <w:t>This block starts the service in a read-only search configuration. Updates are disabled so that the benchmark reflects search-path latency rather than a mixed workload that includes insertion overhead or index mutation.</w:t>
       </w:r>
     </w:p>
     <w:p>
@@ -379,16 +687,16 @@
         </w:tabs>
         <w:spacing w:after="0" w:line="240" w:lineRule="auto"/>
         <w:rPr>
-          <w:rFonts w:ascii="Arial" w:eastAsia="Times New Roman" w:hAnsi="Arial" w:cs="Arial"/>
-          <w:kern w:val="0"/>
-          <w:sz w:val="20"/>
-          <w:szCs w:val="20"/>
-          <w14:ligatures w14:val="none"/>
-        </w:rPr>
-      </w:pPr>
-      <w:r>
-        <w:rPr>
-          <w:rFonts w:ascii="Arial" w:eastAsia="Times New Roman" w:hAnsi="Arial" w:cs="Arial"/>
+          <w:rFonts w:ascii="Times New Roman" w:eastAsia="Times New Roman" w:hAnsi="Times New Roman" w:cs="Times New Roman"/>
+          <w:kern w:val="0"/>
+          <w:sz w:val="20"/>
+          <w:szCs w:val="20"/>
+          <w14:ligatures w14:val="none"/>
+        </w:rPr>
+      </w:pPr>
+      <w:r>
+        <w:rPr>
+          <w:rFonts w:ascii="Times New Roman" w:eastAsia="Times New Roman" w:hAnsi="Times New Roman" w:cs="Times New Roman"/>
           <w:kern w:val="0"/>
           <w:sz w:val="20"/>
           <w:szCs w:val="20"/>
@@ -398,7 +706,7 @@
       </w:r>
       <w:r>
         <w:rPr>
-          <w:rFonts w:ascii="Arial" w:eastAsia="Times New Roman" w:hAnsi="Arial" w:cs="Arial"/>
+          <w:rFonts w:ascii="Times New Roman" w:eastAsia="Times New Roman" w:hAnsi="Times New Roman" w:cs="Times New Roman"/>
           <w:kern w:val="0"/>
           <w:sz w:val="20"/>
           <w:szCs w:val="20"/>
@@ -408,18 +716,40 @@
       </w:r>
       <w:r>
         <w:rPr>
-          <w:rFonts w:ascii="Arial" w:eastAsia="Times New Roman" w:hAnsi="Arial" w:cs="Arial"/>
+          <w:rFonts w:ascii="Times New Roman" w:eastAsia="Times New Roman" w:hAnsi="Times New Roman" w:cs="Times New Roman"/>
           <w:kern w:val="0"/>
           <w:sz w:val="20"/>
           <w:szCs w:val="20"/>
           <w14:ligatures w14:val="none"/>
         </w:rPr>
         <w:br/>
-        <w:t>.venv\Scripts\activate.bat</w:t>
-      </w:r>
-      <w:r>
-        <w:rPr>
-          <w:rFonts w:ascii="Arial" w:eastAsia="Times New Roman" w:hAnsi="Arial" w:cs="Arial"/>
+        <w:t>.</w:t>
+      </w:r>
+      <w:proofErr w:type="spellStart"/>
+      <w:r>
+        <w:rPr>
+          <w:rFonts w:ascii="Times New Roman" w:eastAsia="Times New Roman" w:hAnsi="Times New Roman" w:cs="Times New Roman"/>
+          <w:kern w:val="0"/>
+          <w:sz w:val="20"/>
+          <w:szCs w:val="20"/>
+          <w14:ligatures w14:val="none"/>
+        </w:rPr>
+        <w:t>venv</w:t>
+      </w:r>
+      <w:proofErr w:type="spellEnd"/>
+      <w:r>
+        <w:rPr>
+          <w:rFonts w:ascii="Times New Roman" w:eastAsia="Times New Roman" w:hAnsi="Times New Roman" w:cs="Times New Roman"/>
+          <w:kern w:val="0"/>
+          <w:sz w:val="20"/>
+          <w:szCs w:val="20"/>
+          <w14:ligatures w14:val="none"/>
+        </w:rPr>
+        <w:t>\Scripts\activate.bat</w:t>
+      </w:r>
+      <w:r>
+        <w:rPr>
+          <w:rFonts w:ascii="Times New Roman" w:eastAsia="Times New Roman" w:hAnsi="Times New Roman" w:cs="Times New Roman"/>
           <w:kern w:val="0"/>
           <w:sz w:val="20"/>
           <w:szCs w:val="20"/>
@@ -429,7 +759,7 @@
       </w:r>
       <w:r>
         <w:rPr>
-          <w:rFonts w:ascii="Arial" w:eastAsia="Times New Roman" w:hAnsi="Arial" w:cs="Arial"/>
+          <w:rFonts w:ascii="Times New Roman" w:eastAsia="Times New Roman" w:hAnsi="Times New Roman" w:cs="Times New Roman"/>
           <w:kern w:val="0"/>
           <w:sz w:val="20"/>
           <w:szCs w:val="20"/>
@@ -440,7 +770,7 @@
       </w:r>
       <w:r>
         <w:rPr>
-          <w:rFonts w:ascii="Arial" w:eastAsia="Times New Roman" w:hAnsi="Arial" w:cs="Arial"/>
+          <w:rFonts w:ascii="Times New Roman" w:eastAsia="Times New Roman" w:hAnsi="Times New Roman" w:cs="Times New Roman"/>
           <w:kern w:val="0"/>
           <w:sz w:val="20"/>
           <w:szCs w:val="20"/>
@@ -451,7 +781,7 @@
       </w:r>
       <w:r>
         <w:rPr>
-          <w:rFonts w:ascii="Arial" w:eastAsia="Times New Roman" w:hAnsi="Arial" w:cs="Arial"/>
+          <w:rFonts w:ascii="Times New Roman" w:eastAsia="Times New Roman" w:hAnsi="Times New Roman" w:cs="Times New Roman"/>
           <w:kern w:val="0"/>
           <w:sz w:val="20"/>
           <w:szCs w:val="20"/>
@@ -462,7 +792,7 @@
       </w:r>
       <w:r>
         <w:rPr>
-          <w:rFonts w:ascii="Arial" w:eastAsia="Times New Roman" w:hAnsi="Arial" w:cs="Arial"/>
+          <w:rFonts w:ascii="Times New Roman" w:eastAsia="Times New Roman" w:hAnsi="Times New Roman" w:cs="Times New Roman"/>
           <w:kern w:val="0"/>
           <w:sz w:val="20"/>
           <w:szCs w:val="20"/>
@@ -473,7 +803,7 @@
       </w:r>
       <w:r>
         <w:rPr>
-          <w:rFonts w:ascii="Arial" w:eastAsia="Times New Roman" w:hAnsi="Arial" w:cs="Arial"/>
+          <w:rFonts w:ascii="Times New Roman" w:eastAsia="Times New Roman" w:hAnsi="Times New Roman" w:cs="Times New Roman"/>
           <w:kern w:val="0"/>
           <w:sz w:val="20"/>
           <w:szCs w:val="20"/>
@@ -484,7 +814,7 @@
       </w:r>
       <w:r>
         <w:rPr>
-          <w:rFonts w:ascii="Arial" w:eastAsia="Times New Roman" w:hAnsi="Arial" w:cs="Arial"/>
+          <w:rFonts w:ascii="Times New Roman" w:eastAsia="Times New Roman" w:hAnsi="Times New Roman" w:cs="Times New Roman"/>
           <w:kern w:val="0"/>
           <w:sz w:val="20"/>
           <w:szCs w:val="20"/>
@@ -495,7 +825,7 @@
       </w:r>
       <w:r>
         <w:rPr>
-          <w:rFonts w:ascii="Arial" w:eastAsia="Times New Roman" w:hAnsi="Arial" w:cs="Arial"/>
+          <w:rFonts w:ascii="Times New Roman" w:eastAsia="Times New Roman" w:hAnsi="Times New Roman" w:cs="Times New Roman"/>
           <w:kern w:val="0"/>
           <w:sz w:val="20"/>
           <w:szCs w:val="20"/>
@@ -505,7 +835,7 @@
       </w:r>
       <w:r>
         <w:rPr>
-          <w:rFonts w:ascii="Arial" w:eastAsia="Times New Roman" w:hAnsi="Arial" w:cs="Arial"/>
+          <w:rFonts w:ascii="Times New Roman" w:eastAsia="Times New Roman" w:hAnsi="Times New Roman" w:cs="Times New Roman"/>
           <w:kern w:val="0"/>
           <w:sz w:val="20"/>
           <w:szCs w:val="20"/>
@@ -515,7 +845,7 @@
       </w:r>
       <w:r>
         <w:rPr>
-          <w:rFonts w:ascii="Arial" w:eastAsia="Times New Roman" w:hAnsi="Arial" w:cs="Arial"/>
+          <w:rFonts w:ascii="Times New Roman" w:eastAsia="Times New Roman" w:hAnsi="Times New Roman" w:cs="Times New Roman"/>
           <w:kern w:val="0"/>
           <w:sz w:val="20"/>
           <w:szCs w:val="20"/>
@@ -525,13 +855,57 @@
       </w:r>
       <w:r>
         <w:rPr>
-          <w:rFonts w:ascii="Arial" w:eastAsia="Times New Roman" w:hAnsi="Arial" w:cs="Arial"/>
-          <w:kern w:val="0"/>
-          <w:sz w:val="20"/>
-          <w:szCs w:val="20"/>
-          <w14:ligatures w14:val="none"/>
-        </w:rPr>
-        <w:t>-m uvicorn faiss_service:app --host 127.0.0.1 --port 9010</w:t>
+          <w:rFonts w:ascii="Times New Roman" w:eastAsia="Times New Roman" w:hAnsi="Times New Roman" w:cs="Times New Roman"/>
+          <w:kern w:val="0"/>
+          <w:sz w:val="20"/>
+          <w:szCs w:val="20"/>
+          <w14:ligatures w14:val="none"/>
+        </w:rPr>
+        <w:t xml:space="preserve">-m </w:t>
+      </w:r>
+      <w:proofErr w:type="spellStart"/>
+      <w:r>
+        <w:rPr>
+          <w:rFonts w:ascii="Times New Roman" w:eastAsia="Times New Roman" w:hAnsi="Times New Roman" w:cs="Times New Roman"/>
+          <w:kern w:val="0"/>
+          <w:sz w:val="20"/>
+          <w:szCs w:val="20"/>
+          <w14:ligatures w14:val="none"/>
+        </w:rPr>
+        <w:t>uvicorn</w:t>
+      </w:r>
+      <w:proofErr w:type="spellEnd"/>
+      <w:r>
+        <w:rPr>
+          <w:rFonts w:ascii="Times New Roman" w:eastAsia="Times New Roman" w:hAnsi="Times New Roman" w:cs="Times New Roman"/>
+          <w:kern w:val="0"/>
+          <w:sz w:val="20"/>
+          <w:szCs w:val="20"/>
+          <w14:ligatures w14:val="none"/>
+        </w:rPr>
+        <w:t xml:space="preserve"> </w:t>
+      </w:r>
+      <w:proofErr w:type="spellStart"/>
+      <w:r>
+        <w:rPr>
+          <w:rFonts w:ascii="Times New Roman" w:eastAsia="Times New Roman" w:hAnsi="Times New Roman" w:cs="Times New Roman"/>
+          <w:kern w:val="0"/>
+          <w:sz w:val="20"/>
+          <w:szCs w:val="20"/>
+          <w14:ligatures w14:val="none"/>
+        </w:rPr>
+        <w:t>faiss_service:app</w:t>
+      </w:r>
+      <w:proofErr w:type="spellEnd"/>
+      <w:r>
+        <w:rPr>
+          <w:rFonts w:ascii="Times New Roman" w:eastAsia="Times New Roman" w:hAnsi="Times New Roman" w:cs="Times New Roman"/>
+          <w:kern w:val="0"/>
+          <w:sz w:val="20"/>
+          <w:szCs w:val="20"/>
+          <w14:ligatures w14:val="none"/>
+        </w:rPr>
+        <w:t xml:space="preserve"> --host 127.0.0.1 --port 9010</w:t>
       </w:r>
     </w:p>
     <w:p>
@@ -539,7 +913,7 @@
         <w:spacing w:before="100" w:beforeAutospacing="1" w:after="100" w:afterAutospacing="1" w:line="240" w:lineRule="auto"/>
         <w:outlineLvl w:val="2"/>
         <w:rPr>
-          <w:rFonts w:ascii="Arial" w:eastAsia="Times New Roman" w:hAnsi="Arial" w:cs="Arial"/>
+          <w:rFonts w:ascii="Times New Roman" w:eastAsia="Times New Roman" w:hAnsi="Times New Roman" w:cs="Times New Roman"/>
           <w:b/>
           <w:bCs/>
           <w:kern w:val="0"/>
@@ -550,7 +924,7 @@
       </w:pPr>
       <w:r>
         <w:rPr>
-          <w:rFonts w:ascii="Arial" w:eastAsia="Times New Roman" w:hAnsi="Arial" w:cs="Arial"/>
+          <w:rFonts w:ascii="Times New Roman" w:eastAsia="Times New Roman" w:hAnsi="Times New Roman" w:cs="Times New Roman"/>
           <w:b/>
           <w:bCs/>
           <w:kern w:val="0"/>
@@ -558,7 +932,52 @@
           <w:szCs w:val="27"/>
           <w14:ligatures w14:val="none"/>
         </w:rPr>
-        <w:t>2.2 Upsert-enabled mode (needed only if you want the benchmark script to insert 100k vectors)</w:t>
+        <w:lastRenderedPageBreak/>
+        <w:t xml:space="preserve">2.2 </w:t>
+      </w:r>
+      <w:proofErr w:type="spellStart"/>
+      <w:r>
+        <w:rPr>
+          <w:rFonts w:ascii="Times New Roman" w:eastAsia="Times New Roman" w:hAnsi="Times New Roman" w:cs="Times New Roman"/>
+          <w:b/>
+          <w:bCs/>
+          <w:kern w:val="0"/>
+          <w:sz w:val="27"/>
+          <w:szCs w:val="27"/>
+          <w14:ligatures w14:val="none"/>
+        </w:rPr>
+        <w:t>Upsert</w:t>
+      </w:r>
+      <w:proofErr w:type="spellEnd"/>
+      <w:r>
+        <w:rPr>
+          <w:rFonts w:ascii="Times New Roman" w:eastAsia="Times New Roman" w:hAnsi="Times New Roman" w:cs="Times New Roman"/>
+          <w:b/>
+          <w:bCs/>
+          <w:kern w:val="0"/>
+          <w:sz w:val="27"/>
+          <w:szCs w:val="27"/>
+          <w14:ligatures w14:val="none"/>
+        </w:rPr>
+        <w:t>-enabled mode (needed only if you want the benchmark script to insert 100k vectors)</w:t>
+      </w:r>
+    </w:p>
+    <w:p>
+      <w:pPr>
+        <w:jc w:val="both"/>
+        <w:rPr>
+          <w:rFonts w:ascii="Times New Roman" w:hAnsi="Times New Roman" w:cs="Times New Roman"/>
+          <w:i/>
+          <w:iCs/>
+        </w:rPr>
+      </w:pPr>
+      <w:r>
+        <w:rPr>
+          <w:rFonts w:ascii="Times New Roman" w:hAnsi="Times New Roman" w:cs="Times New Roman"/>
+          <w:i/>
+          <w:iCs/>
+        </w:rPr>
+        <w:t>This variant enables index updates so that the benchmark client can insert vectors before issuing search requests. It should be used only when the benchmark protocol explicitly includes index population, because update support changes the operational profile of the service.</w:t>
       </w:r>
     </w:p>
     <w:p>
@@ -583,16 +1002,16 @@
         </w:tabs>
         <w:spacing w:after="0" w:line="240" w:lineRule="auto"/>
         <w:rPr>
-          <w:rFonts w:ascii="Arial" w:eastAsia="Times New Roman" w:hAnsi="Arial" w:cs="Arial"/>
-          <w:kern w:val="0"/>
-          <w:sz w:val="20"/>
-          <w:szCs w:val="20"/>
-          <w14:ligatures w14:val="none"/>
-        </w:rPr>
-      </w:pPr>
-      <w:r>
-        <w:rPr>
-          <w:rFonts w:ascii="Arial" w:eastAsia="Times New Roman" w:hAnsi="Arial" w:cs="Arial"/>
+          <w:rFonts w:ascii="Times New Roman" w:eastAsia="Times New Roman" w:hAnsi="Times New Roman" w:cs="Times New Roman"/>
+          <w:kern w:val="0"/>
+          <w:sz w:val="20"/>
+          <w:szCs w:val="20"/>
+          <w14:ligatures w14:val="none"/>
+        </w:rPr>
+      </w:pPr>
+      <w:r>
+        <w:rPr>
+          <w:rFonts w:ascii="Times New Roman" w:eastAsia="Times New Roman" w:hAnsi="Times New Roman" w:cs="Times New Roman"/>
           <w:kern w:val="0"/>
           <w:sz w:val="20"/>
           <w:szCs w:val="20"/>
@@ -605,14 +1024,14 @@
       <w:pPr>
         <w:spacing w:before="100" w:beforeAutospacing="1" w:after="100" w:afterAutospacing="1" w:line="240" w:lineRule="auto"/>
         <w:rPr>
-          <w:rFonts w:ascii="Arial" w:eastAsia="Times New Roman" w:hAnsi="Arial" w:cs="Arial"/>
-          <w:kern w:val="0"/>
-          <w14:ligatures w14:val="none"/>
-        </w:rPr>
-      </w:pPr>
-      <w:r>
-        <w:rPr>
-          <w:rFonts w:ascii="Arial" w:eastAsia="Times New Roman" w:hAnsi="Arial" w:cs="Arial"/>
+          <w:rFonts w:ascii="Times New Roman" w:eastAsia="Times New Roman" w:hAnsi="Times New Roman" w:cs="Times New Roman"/>
+          <w:kern w:val="0"/>
+          <w14:ligatures w14:val="none"/>
+        </w:rPr>
+      </w:pPr>
+      <w:r>
+        <w:rPr>
+          <w:rFonts w:ascii="Times New Roman" w:eastAsia="Times New Roman" w:hAnsi="Times New Roman" w:cs="Times New Roman"/>
           <w:kern w:val="0"/>
           <w14:ligatures w14:val="none"/>
         </w:rPr>
@@ -623,14 +1042,14 @@
       <w:pPr>
         <w:spacing w:after="0" w:line="240" w:lineRule="auto"/>
         <w:rPr>
-          <w:rFonts w:ascii="Arial" w:eastAsia="Times New Roman" w:hAnsi="Arial" w:cs="Arial"/>
-          <w:kern w:val="0"/>
-          <w14:ligatures w14:val="none"/>
-        </w:rPr>
-      </w:pPr>
-      <w:r>
-        <w:rPr>
-          <w:rFonts w:ascii="Arial" w:eastAsia="Times New Roman" w:hAnsi="Arial" w:cs="Arial"/>
+          <w:rFonts w:ascii="Times New Roman" w:eastAsia="Times New Roman" w:hAnsi="Times New Roman" w:cs="Times New Roman"/>
+          <w:kern w:val="0"/>
+          <w14:ligatures w14:val="none"/>
+        </w:rPr>
+      </w:pPr>
+      <w:r>
+        <w:rPr>
+          <w:rFonts w:ascii="Times New Roman" w:eastAsia="Times New Roman" w:hAnsi="Times New Roman" w:cs="Times New Roman"/>
           <w:kern w:val="0"/>
           <w14:ligatures w14:val="none"/>
         </w:rPr>
@@ -644,7 +1063,7 @@
         <w:spacing w:before="100" w:beforeAutospacing="1" w:after="100" w:afterAutospacing="1" w:line="240" w:lineRule="auto"/>
         <w:outlineLvl w:val="1"/>
         <w:rPr>
-          <w:rFonts w:ascii="Arial" w:eastAsia="Times New Roman" w:hAnsi="Arial" w:cs="Arial"/>
+          <w:rFonts w:ascii="Times New Roman" w:eastAsia="Times New Roman" w:hAnsi="Times New Roman" w:cs="Times New Roman"/>
           <w:b/>
           <w:bCs/>
           <w:kern w:val="0"/>
@@ -655,7 +1074,7 @@
       </w:pPr>
       <w:r>
         <w:rPr>
-          <w:rFonts w:ascii="Arial" w:eastAsia="Times New Roman" w:hAnsi="Arial" w:cs="Arial"/>
+          <w:rFonts w:ascii="Times New Roman" w:eastAsia="Times New Roman" w:hAnsi="Times New Roman" w:cs="Times New Roman"/>
           <w:b/>
           <w:bCs/>
           <w:kern w:val="0"/>
@@ -664,6 +1083,24 @@
           <w14:ligatures w14:val="none"/>
         </w:rPr>
         <w:t>3) Run unit tests (Terminal 2)</w:t>
+      </w:r>
+    </w:p>
+    <w:p>
+      <w:pPr>
+        <w:jc w:val="both"/>
+        <w:rPr>
+          <w:rFonts w:ascii="Times New Roman" w:hAnsi="Times New Roman" w:cs="Times New Roman"/>
+          <w:i/>
+          <w:iCs/>
+        </w:rPr>
+      </w:pPr>
+      <w:r>
+        <w:rPr>
+          <w:rFonts w:ascii="Times New Roman" w:hAnsi="Times New Roman" w:cs="Times New Roman"/>
+          <w:i/>
+          <w:iCs/>
+        </w:rPr>
+        <w:t>This block runs the local unit and API-level tests against the Python codebase after the environment has been prepared. It is a correctness gate and should normally be completed before any benchmark results are treated as meaningful.</w:t>
       </w:r>
     </w:p>
     <w:p>
@@ -688,16 +1125,16 @@
         </w:tabs>
         <w:spacing w:after="0" w:line="240" w:lineRule="auto"/>
         <w:rPr>
-          <w:rFonts w:ascii="Arial" w:eastAsia="Times New Roman" w:hAnsi="Arial" w:cs="Arial"/>
-          <w:kern w:val="0"/>
-          <w:sz w:val="20"/>
-          <w:szCs w:val="20"/>
-          <w14:ligatures w14:val="none"/>
-        </w:rPr>
-      </w:pPr>
-      <w:r>
-        <w:rPr>
-          <w:rFonts w:ascii="Arial" w:eastAsia="Times New Roman" w:hAnsi="Arial" w:cs="Arial"/>
+          <w:rFonts w:ascii="Times New Roman" w:eastAsia="Times New Roman" w:hAnsi="Times New Roman" w:cs="Times New Roman"/>
+          <w:kern w:val="0"/>
+          <w:sz w:val="20"/>
+          <w:szCs w:val="20"/>
+          <w14:ligatures w14:val="none"/>
+        </w:rPr>
+      </w:pPr>
+      <w:r>
+        <w:rPr>
+          <w:rFonts w:ascii="Times New Roman" w:eastAsia="Times New Roman" w:hAnsi="Times New Roman" w:cs="Times New Roman"/>
           <w:kern w:val="0"/>
           <w:sz w:val="20"/>
           <w:szCs w:val="20"/>
@@ -707,7 +1144,7 @@
       </w:r>
       <w:r>
         <w:rPr>
-          <w:rFonts w:ascii="Arial" w:eastAsia="Times New Roman" w:hAnsi="Arial" w:cs="Arial"/>
+          <w:rFonts w:ascii="Times New Roman" w:eastAsia="Times New Roman" w:hAnsi="Times New Roman" w:cs="Times New Roman"/>
           <w:kern w:val="0"/>
           <w:sz w:val="20"/>
           <w:szCs w:val="20"/>
@@ -717,18 +1154,40 @@
       </w:r>
       <w:r>
         <w:rPr>
-          <w:rFonts w:ascii="Arial" w:eastAsia="Times New Roman" w:hAnsi="Arial" w:cs="Arial"/>
+          <w:rFonts w:ascii="Times New Roman" w:eastAsia="Times New Roman" w:hAnsi="Times New Roman" w:cs="Times New Roman"/>
           <w:kern w:val="0"/>
           <w:sz w:val="20"/>
           <w:szCs w:val="20"/>
           <w14:ligatures w14:val="none"/>
         </w:rPr>
         <w:br/>
-        <w:t>.venv\Scripts\activate.bat</w:t>
-      </w:r>
-      <w:r>
-        <w:rPr>
-          <w:rFonts w:ascii="Arial" w:eastAsia="Times New Roman" w:hAnsi="Arial" w:cs="Arial"/>
+        <w:t>.</w:t>
+      </w:r>
+      <w:proofErr w:type="spellStart"/>
+      <w:r>
+        <w:rPr>
+          <w:rFonts w:ascii="Times New Roman" w:eastAsia="Times New Roman" w:hAnsi="Times New Roman" w:cs="Times New Roman"/>
+          <w:kern w:val="0"/>
+          <w:sz w:val="20"/>
+          <w:szCs w:val="20"/>
+          <w14:ligatures w14:val="none"/>
+        </w:rPr>
+        <w:t>venv</w:t>
+      </w:r>
+      <w:proofErr w:type="spellEnd"/>
+      <w:r>
+        <w:rPr>
+          <w:rFonts w:ascii="Times New Roman" w:eastAsia="Times New Roman" w:hAnsi="Times New Roman" w:cs="Times New Roman"/>
+          <w:kern w:val="0"/>
+          <w:sz w:val="20"/>
+          <w:szCs w:val="20"/>
+          <w14:ligatures w14:val="none"/>
+        </w:rPr>
+        <w:t>\Scripts\activate.bat</w:t>
+      </w:r>
+      <w:r>
+        <w:rPr>
+          <w:rFonts w:ascii="Times New Roman" w:eastAsia="Times New Roman" w:hAnsi="Times New Roman" w:cs="Times New Roman"/>
           <w:kern w:val="0"/>
           <w:sz w:val="20"/>
           <w:szCs w:val="20"/>
@@ -738,28 +1197,18 @@
       </w:r>
       <w:r>
         <w:rPr>
-          <w:rFonts w:ascii="Arial" w:eastAsia="Times New Roman" w:hAnsi="Arial" w:cs="Arial"/>
+          <w:rFonts w:ascii="Times New Roman" w:eastAsia="Times New Roman" w:hAnsi="Times New Roman" w:cs="Times New Roman"/>
           <w:kern w:val="0"/>
           <w:sz w:val="20"/>
           <w:szCs w:val="20"/>
           <w14:ligatures w14:val="none"/>
         </w:rPr>
         <w:br/>
-      </w:r>
-      <w:r>
-        <w:rPr>
-          <w:rFonts w:ascii="Arial" w:eastAsia="Times New Roman" w:hAnsi="Arial" w:cs="Arial"/>
-          <w:kern w:val="0"/>
-          <w:sz w:val="20"/>
-          <w:szCs w:val="20"/>
-          <w14:ligatures w14:val="none"/>
-        </w:rPr>
-        <w:lastRenderedPageBreak/>
         <w:t>REM Make repo root importable</w:t>
       </w:r>
       <w:r>
         <w:rPr>
-          <w:rFonts w:ascii="Arial" w:eastAsia="Times New Roman" w:hAnsi="Arial" w:cs="Arial"/>
+          <w:rFonts w:ascii="Times New Roman" w:eastAsia="Times New Roman" w:hAnsi="Times New Roman" w:cs="Times New Roman"/>
           <w:kern w:val="0"/>
           <w:sz w:val="20"/>
           <w:szCs w:val="20"/>
@@ -770,7 +1219,7 @@
       </w:r>
       <w:r>
         <w:rPr>
-          <w:rFonts w:ascii="Arial" w:eastAsia="Times New Roman" w:hAnsi="Arial" w:cs="Arial"/>
+          <w:rFonts w:ascii="Times New Roman" w:eastAsia="Times New Roman" w:hAnsi="Times New Roman" w:cs="Times New Roman"/>
           <w:kern w:val="0"/>
           <w:sz w:val="20"/>
           <w:szCs w:val="20"/>
@@ -780,7 +1229,7 @@
       </w:r>
       <w:r>
         <w:rPr>
-          <w:rFonts w:ascii="Arial" w:eastAsia="Times New Roman" w:hAnsi="Arial" w:cs="Arial"/>
+          <w:rFonts w:ascii="Times New Roman" w:eastAsia="Times New Roman" w:hAnsi="Times New Roman" w:cs="Times New Roman"/>
           <w:kern w:val="0"/>
           <w:sz w:val="20"/>
           <w:szCs w:val="20"/>
@@ -791,7 +1240,7 @@
       </w:r>
       <w:r>
         <w:rPr>
-          <w:rFonts w:ascii="Arial" w:eastAsia="Times New Roman" w:hAnsi="Arial" w:cs="Arial"/>
+          <w:rFonts w:ascii="Times New Roman" w:eastAsia="Times New Roman" w:hAnsi="Times New Roman" w:cs="Times New Roman"/>
           <w:kern w:val="0"/>
           <w:sz w:val="20"/>
           <w:szCs w:val="20"/>
@@ -801,7 +1250,7 @@
       </w:r>
       <w:r>
         <w:rPr>
-          <w:rFonts w:ascii="Arial" w:eastAsia="Times New Roman" w:hAnsi="Arial" w:cs="Arial"/>
+          <w:rFonts w:ascii="Times New Roman" w:eastAsia="Times New Roman" w:hAnsi="Times New Roman" w:cs="Times New Roman"/>
           <w:kern w:val="0"/>
           <w:sz w:val="20"/>
           <w:szCs w:val="20"/>
@@ -811,27 +1260,49 @@
       </w:r>
       <w:r>
         <w:rPr>
-          <w:rFonts w:ascii="Arial" w:eastAsia="Times New Roman" w:hAnsi="Arial" w:cs="Arial"/>
-          <w:kern w:val="0"/>
-          <w:sz w:val="20"/>
-          <w:szCs w:val="20"/>
-          <w14:ligatures w14:val="none"/>
-        </w:rPr>
-        <w:t>-m pytest -q test_faiss_unit.py</w:t>
+          <w:rFonts w:ascii="Times New Roman" w:eastAsia="Times New Roman" w:hAnsi="Times New Roman" w:cs="Times New Roman"/>
+          <w:kern w:val="0"/>
+          <w:sz w:val="20"/>
+          <w:szCs w:val="20"/>
+          <w14:ligatures w14:val="none"/>
+        </w:rPr>
+        <w:t xml:space="preserve">-m </w:t>
+      </w:r>
+      <w:proofErr w:type="spellStart"/>
+      <w:r>
+        <w:rPr>
+          <w:rFonts w:ascii="Times New Roman" w:eastAsia="Times New Roman" w:hAnsi="Times New Roman" w:cs="Times New Roman"/>
+          <w:kern w:val="0"/>
+          <w:sz w:val="20"/>
+          <w:szCs w:val="20"/>
+          <w14:ligatures w14:val="none"/>
+        </w:rPr>
+        <w:t>pytest</w:t>
+      </w:r>
+      <w:proofErr w:type="spellEnd"/>
+      <w:r>
+        <w:rPr>
+          <w:rFonts w:ascii="Times New Roman" w:eastAsia="Times New Roman" w:hAnsi="Times New Roman" w:cs="Times New Roman"/>
+          <w:kern w:val="0"/>
+          <w:sz w:val="20"/>
+          <w:szCs w:val="20"/>
+          <w14:ligatures w14:val="none"/>
+        </w:rPr>
+        <w:t xml:space="preserve"> -q test_faiss_unit.py</w:t>
       </w:r>
     </w:p>
     <w:p>
       <w:pPr>
         <w:spacing w:after="0" w:line="240" w:lineRule="auto"/>
         <w:rPr>
-          <w:rFonts w:ascii="Arial" w:eastAsia="Times New Roman" w:hAnsi="Arial" w:cs="Arial"/>
-          <w:kern w:val="0"/>
-          <w14:ligatures w14:val="none"/>
-        </w:rPr>
-      </w:pPr>
-      <w:r>
-        <w:rPr>
-          <w:rFonts w:ascii="Arial" w:eastAsia="Times New Roman" w:hAnsi="Arial" w:cs="Arial"/>
+          <w:rFonts w:ascii="Times New Roman" w:eastAsia="Times New Roman" w:hAnsi="Times New Roman" w:cs="Times New Roman"/>
+          <w:kern w:val="0"/>
+          <w14:ligatures w14:val="none"/>
+        </w:rPr>
+      </w:pPr>
+      <w:r>
+        <w:rPr>
+          <w:rFonts w:ascii="Times New Roman" w:eastAsia="Times New Roman" w:hAnsi="Times New Roman" w:cs="Times New Roman"/>
           <w:kern w:val="0"/>
           <w14:ligatures w14:val="none"/>
         </w:rPr>
@@ -845,7 +1316,7 @@
         <w:spacing w:before="100" w:beforeAutospacing="1" w:after="100" w:afterAutospacing="1" w:line="240" w:lineRule="auto"/>
         <w:outlineLvl w:val="1"/>
         <w:rPr>
-          <w:rFonts w:ascii="Arial" w:eastAsia="Times New Roman" w:hAnsi="Arial" w:cs="Arial"/>
+          <w:rFonts w:ascii="Times New Roman" w:eastAsia="Times New Roman" w:hAnsi="Times New Roman" w:cs="Times New Roman"/>
           <w:b/>
           <w:bCs/>
           <w:kern w:val="0"/>
@@ -856,7 +1327,7 @@
       </w:pPr>
       <w:r>
         <w:rPr>
-          <w:rFonts w:ascii="Arial" w:eastAsia="Times New Roman" w:hAnsi="Arial" w:cs="Arial"/>
+          <w:rFonts w:ascii="Times New Roman" w:eastAsia="Times New Roman" w:hAnsi="Times New Roman" w:cs="Times New Roman"/>
           <w:b/>
           <w:bCs/>
           <w:kern w:val="0"/>
@@ -864,33 +1335,136 @@
           <w:szCs w:val="36"/>
           <w14:ligatures w14:val="none"/>
         </w:rPr>
-        <w:t>4) clip→embedding integration test (uses an MP4 clip)</w:t>
+        <w:t xml:space="preserve">4) </w:t>
+      </w:r>
+      <w:proofErr w:type="spellStart"/>
+      <w:r>
+        <w:rPr>
+          <w:rFonts w:ascii="Times New Roman" w:eastAsia="Times New Roman" w:hAnsi="Times New Roman" w:cs="Times New Roman"/>
+          <w:b/>
+          <w:bCs/>
+          <w:kern w:val="0"/>
+          <w:sz w:val="36"/>
+          <w:szCs w:val="36"/>
+          <w14:ligatures w14:val="none"/>
+        </w:rPr>
+        <w:t>clip→embedding</w:t>
+      </w:r>
+      <w:proofErr w:type="spellEnd"/>
+      <w:r>
+        <w:rPr>
+          <w:rFonts w:ascii="Times New Roman" w:eastAsia="Times New Roman" w:hAnsi="Times New Roman" w:cs="Times New Roman"/>
+          <w:b/>
+          <w:bCs/>
+          <w:kern w:val="0"/>
+          <w:sz w:val="36"/>
+          <w:szCs w:val="36"/>
+          <w14:ligatures w14:val="none"/>
+        </w:rPr>
+        <w:t xml:space="preserve"> integration test (uses an MP4 clip)</w:t>
       </w:r>
     </w:p>
     <w:p>
       <w:pPr>
         <w:spacing w:before="100" w:beforeAutospacing="1" w:after="100" w:afterAutospacing="1" w:line="240" w:lineRule="auto"/>
-        <w:rPr>
-          <w:rFonts w:ascii="Arial" w:eastAsia="Times New Roman" w:hAnsi="Arial" w:cs="Arial"/>
-          <w:kern w:val="0"/>
-          <w14:ligatures w14:val="none"/>
-        </w:rPr>
-      </w:pPr>
-      <w:r>
-        <w:rPr>
-          <w:rFonts w:ascii="Arial" w:eastAsia="Times New Roman" w:hAnsi="Arial" w:cs="Arial"/>
-          <w:kern w:val="0"/>
-          <w14:ligatures w14:val="none"/>
-        </w:rPr>
-        <w:t>This is requires InsightFace + OpenCV + ONNXRuntime.</w:t>
+        <w:jc w:val="both"/>
+        <w:rPr>
+          <w:rFonts w:ascii="Times New Roman" w:eastAsia="Times New Roman" w:hAnsi="Times New Roman" w:cs="Times New Roman"/>
+          <w:i/>
+          <w:iCs/>
+          <w:kern w:val="0"/>
+          <w14:ligatures w14:val="none"/>
+        </w:rPr>
+      </w:pPr>
+      <w:r>
+        <w:rPr>
+          <w:rFonts w:ascii="Times New Roman" w:eastAsia="Times New Roman" w:hAnsi="Times New Roman" w:cs="Times New Roman"/>
+          <w:i/>
+          <w:iCs/>
+          <w:kern w:val="0"/>
+          <w14:ligatures w14:val="none"/>
+        </w:rPr>
+        <w:t>This block validates the integration path from a video clip to an embedding suitable for FAISS-side use. It introduces heavier external dependencies and should be treated as an integration check rather than as a minimal service smoke test.</w:t>
       </w:r>
     </w:p>
     <w:p>
       <w:pPr>
         <w:spacing w:before="100" w:beforeAutospacing="1" w:after="100" w:afterAutospacing="1" w:line="240" w:lineRule="auto"/>
+        <w:rPr>
+          <w:rFonts w:ascii="Times New Roman" w:eastAsia="Times New Roman" w:hAnsi="Times New Roman" w:cs="Times New Roman"/>
+          <w:kern w:val="0"/>
+          <w14:ligatures w14:val="none"/>
+        </w:rPr>
+      </w:pPr>
+      <w:r>
+        <w:rPr>
+          <w:rFonts w:ascii="Times New Roman" w:eastAsia="Times New Roman" w:hAnsi="Times New Roman" w:cs="Times New Roman"/>
+          <w:kern w:val="0"/>
+          <w14:ligatures w14:val="none"/>
+        </w:rPr>
+        <w:t xml:space="preserve">This </w:t>
+      </w:r>
+      <w:proofErr w:type="gramStart"/>
+      <w:r>
+        <w:rPr>
+          <w:rFonts w:ascii="Times New Roman" w:eastAsia="Times New Roman" w:hAnsi="Times New Roman" w:cs="Times New Roman"/>
+          <w:kern w:val="0"/>
+          <w14:ligatures w14:val="none"/>
+        </w:rPr>
+        <w:t>is requires</w:t>
+      </w:r>
+      <w:proofErr w:type="gramEnd"/>
+      <w:r>
+        <w:rPr>
+          <w:rFonts w:ascii="Times New Roman" w:eastAsia="Times New Roman" w:hAnsi="Times New Roman" w:cs="Times New Roman"/>
+          <w:kern w:val="0"/>
+          <w14:ligatures w14:val="none"/>
+        </w:rPr>
+        <w:t xml:space="preserve"> </w:t>
+      </w:r>
+      <w:proofErr w:type="spellStart"/>
+      <w:r>
+        <w:rPr>
+          <w:rFonts w:ascii="Times New Roman" w:eastAsia="Times New Roman" w:hAnsi="Times New Roman" w:cs="Times New Roman"/>
+          <w:kern w:val="0"/>
+          <w14:ligatures w14:val="none"/>
+        </w:rPr>
+        <w:t>InsightFace</w:t>
+      </w:r>
+      <w:proofErr w:type="spellEnd"/>
+      <w:r>
+        <w:rPr>
+          <w:rFonts w:ascii="Times New Roman" w:eastAsia="Times New Roman" w:hAnsi="Times New Roman" w:cs="Times New Roman"/>
+          <w:kern w:val="0"/>
+          <w14:ligatures w14:val="none"/>
+        </w:rPr>
+        <w:t xml:space="preserve"> + OpenCV + </w:t>
+      </w:r>
+      <w:proofErr w:type="spellStart"/>
+      <w:r>
+        <w:rPr>
+          <w:rFonts w:ascii="Times New Roman" w:eastAsia="Times New Roman" w:hAnsi="Times New Roman" w:cs="Times New Roman"/>
+          <w:kern w:val="0"/>
+          <w14:ligatures w14:val="none"/>
+        </w:rPr>
+        <w:t>ONNXRuntime</w:t>
+      </w:r>
+      <w:proofErr w:type="spellEnd"/>
+      <w:r>
+        <w:rPr>
+          <w:rFonts w:ascii="Times New Roman" w:eastAsia="Times New Roman" w:hAnsi="Times New Roman" w:cs="Times New Roman"/>
+          <w:kern w:val="0"/>
+          <w14:ligatures w14:val="none"/>
+        </w:rPr>
+        <w:t>.</w:t>
+      </w:r>
+    </w:p>
+    <w:p>
+      <w:pPr>
+        <w:spacing w:before="100" w:beforeAutospacing="1" w:after="100" w:afterAutospacing="1" w:line="240" w:lineRule="auto"/>
         <w:outlineLvl w:val="2"/>
         <w:rPr>
-          <w:rFonts w:ascii="Arial" w:eastAsia="Times New Roman" w:hAnsi="Arial" w:cs="Arial"/>
+          <w:rFonts w:ascii="Times New Roman" w:eastAsia="Times New Roman" w:hAnsi="Times New Roman" w:cs="Times New Roman"/>
           <w:b/>
           <w:bCs/>
           <w:kern w:val="0"/>
@@ -901,7 +1475,7 @@
       </w:pPr>
       <w:r>
         <w:rPr>
-          <w:rFonts w:ascii="Arial" w:eastAsia="Times New Roman" w:hAnsi="Arial" w:cs="Arial"/>
+          <w:rFonts w:ascii="Times New Roman" w:eastAsia="Times New Roman" w:hAnsi="Times New Roman" w:cs="Times New Roman"/>
           <w:b/>
           <w:bCs/>
           <w:kern w:val="0"/>
@@ -934,16 +1508,16 @@
         </w:tabs>
         <w:spacing w:after="0" w:line="240" w:lineRule="auto"/>
         <w:rPr>
-          <w:rFonts w:ascii="Arial" w:eastAsia="Times New Roman" w:hAnsi="Arial" w:cs="Arial"/>
-          <w:kern w:val="0"/>
-          <w:sz w:val="20"/>
-          <w:szCs w:val="20"/>
-          <w14:ligatures w14:val="none"/>
-        </w:rPr>
-      </w:pPr>
-      <w:r>
-        <w:rPr>
-          <w:rFonts w:ascii="Arial" w:eastAsia="Times New Roman" w:hAnsi="Arial" w:cs="Arial"/>
+          <w:rFonts w:ascii="Times New Roman" w:eastAsia="Times New Roman" w:hAnsi="Times New Roman" w:cs="Times New Roman"/>
+          <w:kern w:val="0"/>
+          <w:sz w:val="20"/>
+          <w:szCs w:val="20"/>
+          <w14:ligatures w14:val="none"/>
+        </w:rPr>
+      </w:pPr>
+      <w:r>
+        <w:rPr>
+          <w:rFonts w:ascii="Times New Roman" w:eastAsia="Times New Roman" w:hAnsi="Times New Roman" w:cs="Times New Roman"/>
           <w:kern w:val="0"/>
           <w:sz w:val="20"/>
           <w:szCs w:val="20"/>
@@ -953,21 +1527,77 @@
       </w:r>
       <w:r>
         <w:rPr>
-          <w:rFonts w:ascii="Arial" w:eastAsia="Times New Roman" w:hAnsi="Arial" w:cs="Arial"/>
-          <w:kern w:val="0"/>
-          <w:sz w:val="20"/>
-          <w:szCs w:val="20"/>
-          <w14:ligatures w14:val="none"/>
-        </w:rPr>
-        <w:t>-m pip install opencv-python insightface onnxruntime</w:t>
-      </w:r>
+          <w:rFonts w:ascii="Times New Roman" w:eastAsia="Times New Roman" w:hAnsi="Times New Roman" w:cs="Times New Roman"/>
+          <w:kern w:val="0"/>
+          <w:sz w:val="20"/>
+          <w:szCs w:val="20"/>
+          <w14:ligatures w14:val="none"/>
+        </w:rPr>
+        <w:t xml:space="preserve">-m pip install </w:t>
+      </w:r>
+      <w:proofErr w:type="spellStart"/>
+      <w:r>
+        <w:rPr>
+          <w:rFonts w:ascii="Times New Roman" w:eastAsia="Times New Roman" w:hAnsi="Times New Roman" w:cs="Times New Roman"/>
+          <w:kern w:val="0"/>
+          <w:sz w:val="20"/>
+          <w:szCs w:val="20"/>
+          <w14:ligatures w14:val="none"/>
+        </w:rPr>
+        <w:t>opencv</w:t>
+      </w:r>
+      <w:proofErr w:type="spellEnd"/>
+      <w:r>
+        <w:rPr>
+          <w:rFonts w:ascii="Times New Roman" w:eastAsia="Times New Roman" w:hAnsi="Times New Roman" w:cs="Times New Roman"/>
+          <w:kern w:val="0"/>
+          <w:sz w:val="20"/>
+          <w:szCs w:val="20"/>
+          <w14:ligatures w14:val="none"/>
+        </w:rPr>
+        <w:t xml:space="preserve">-python </w:t>
+      </w:r>
+      <w:proofErr w:type="spellStart"/>
+      <w:r>
+        <w:rPr>
+          <w:rFonts w:ascii="Times New Roman" w:eastAsia="Times New Roman" w:hAnsi="Times New Roman" w:cs="Times New Roman"/>
+          <w:kern w:val="0"/>
+          <w:sz w:val="20"/>
+          <w:szCs w:val="20"/>
+          <w14:ligatures w14:val="none"/>
+        </w:rPr>
+        <w:t>insightface</w:t>
+      </w:r>
+      <w:proofErr w:type="spellEnd"/>
+      <w:r>
+        <w:rPr>
+          <w:rFonts w:ascii="Times New Roman" w:eastAsia="Times New Roman" w:hAnsi="Times New Roman" w:cs="Times New Roman"/>
+          <w:kern w:val="0"/>
+          <w:sz w:val="20"/>
+          <w:szCs w:val="20"/>
+          <w14:ligatures w14:val="none"/>
+        </w:rPr>
+        <w:t xml:space="preserve"> </w:t>
+      </w:r>
+      <w:proofErr w:type="spellStart"/>
+      <w:r>
+        <w:rPr>
+          <w:rFonts w:ascii="Times New Roman" w:eastAsia="Times New Roman" w:hAnsi="Times New Roman" w:cs="Times New Roman"/>
+          <w:kern w:val="0"/>
+          <w:sz w:val="20"/>
+          <w:szCs w:val="20"/>
+          <w14:ligatures w14:val="none"/>
+        </w:rPr>
+        <w:t>onnxruntime</w:t>
+      </w:r>
+      <w:proofErr w:type="spellEnd"/>
     </w:p>
     <w:p>
       <w:pPr>
         <w:spacing w:before="100" w:beforeAutospacing="1" w:after="100" w:afterAutospacing="1" w:line="240" w:lineRule="auto"/>
         <w:outlineLvl w:val="2"/>
         <w:rPr>
-          <w:rFonts w:ascii="Arial" w:eastAsia="Times New Roman" w:hAnsi="Arial" w:cs="Arial"/>
+          <w:rFonts w:ascii="Times New Roman" w:eastAsia="Times New Roman" w:hAnsi="Times New Roman" w:cs="Times New Roman"/>
           <w:b/>
           <w:bCs/>
           <w:kern w:val="0"/>
@@ -978,7 +1608,7 @@
       </w:pPr>
       <w:r>
         <w:rPr>
-          <w:rFonts w:ascii="Arial" w:eastAsia="Times New Roman" w:hAnsi="Arial" w:cs="Arial"/>
+          <w:rFonts w:ascii="Times New Roman" w:eastAsia="Times New Roman" w:hAnsi="Times New Roman" w:cs="Times New Roman"/>
           <w:b/>
           <w:bCs/>
           <w:kern w:val="0"/>
@@ -993,14 +1623,14 @@
       <w:pPr>
         <w:spacing w:before="100" w:beforeAutospacing="1" w:after="100" w:afterAutospacing="1" w:line="240" w:lineRule="auto"/>
         <w:rPr>
-          <w:rFonts w:ascii="Arial" w:eastAsia="Times New Roman" w:hAnsi="Arial" w:cs="Arial"/>
-          <w:kern w:val="0"/>
-          <w14:ligatures w14:val="none"/>
-        </w:rPr>
-      </w:pPr>
-      <w:r>
-        <w:rPr>
-          <w:rFonts w:ascii="Arial" w:eastAsia="Times New Roman" w:hAnsi="Arial" w:cs="Arial"/>
+          <w:rFonts w:ascii="Times New Roman" w:eastAsia="Times New Roman" w:hAnsi="Times New Roman" w:cs="Times New Roman"/>
+          <w:kern w:val="0"/>
+          <w14:ligatures w14:val="none"/>
+        </w:rPr>
+      </w:pPr>
+      <w:r>
+        <w:rPr>
+          <w:rFonts w:ascii="Times New Roman" w:eastAsia="Times New Roman" w:hAnsi="Times New Roman" w:cs="Times New Roman"/>
           <w:kern w:val="0"/>
           <w14:ligatures w14:val="none"/>
         </w:rPr>
@@ -1008,7 +1638,7 @@
       </w:r>
       <w:r>
         <w:rPr>
-          <w:rFonts w:ascii="Arial" w:eastAsia="Times New Roman" w:hAnsi="Arial" w:cs="Arial"/>
+          <w:rFonts w:ascii="Times New Roman" w:eastAsia="Times New Roman" w:hAnsi="Times New Roman" w:cs="Times New Roman"/>
           <w:kern w:val="0"/>
           <w14:ligatures w14:val="none"/>
         </w:rPr>
@@ -1016,7 +1646,7 @@
       </w:r>
       <w:r>
         <w:rPr>
-          <w:rFonts w:ascii="Arial" w:eastAsia="Times New Roman" w:hAnsi="Arial" w:cs="Arial"/>
+          <w:rFonts w:ascii="Times New Roman" w:eastAsia="Times New Roman" w:hAnsi="Times New Roman" w:cs="Times New Roman"/>
           <w:kern w:val="0"/>
           <w:sz w:val="20"/>
           <w:szCs w:val="20"/>
@@ -1026,7 +1656,7 @@
       </w:r>
       <w:r>
         <w:rPr>
-          <w:rFonts w:ascii="Arial" w:eastAsia="Times New Roman" w:hAnsi="Arial" w:cs="Arial"/>
+          <w:rFonts w:ascii="Times New Roman" w:eastAsia="Times New Roman" w:hAnsi="Times New Roman" w:cs="Times New Roman"/>
           <w:kern w:val="0"/>
           <w14:ligatures w14:val="none"/>
         </w:rPr>
@@ -1034,7 +1664,7 @@
       </w:r>
       <w:r>
         <w:rPr>
-          <w:rFonts w:ascii="Arial" w:eastAsia="Times New Roman" w:hAnsi="Arial" w:cs="Arial"/>
+          <w:rFonts w:ascii="Times New Roman" w:eastAsia="Times New Roman" w:hAnsi="Times New Roman" w:cs="Times New Roman"/>
           <w:kern w:val="0"/>
           <w:sz w:val="20"/>
           <w:szCs w:val="20"/>
@@ -1044,7 +1674,7 @@
       </w:r>
       <w:r>
         <w:rPr>
-          <w:rFonts w:ascii="Arial" w:eastAsia="Times New Roman" w:hAnsi="Arial" w:cs="Arial"/>
+          <w:rFonts w:ascii="Times New Roman" w:eastAsia="Times New Roman" w:hAnsi="Times New Roman" w:cs="Times New Roman"/>
           <w:kern w:val="0"/>
           <w14:ligatures w14:val="none"/>
         </w:rPr>
@@ -1073,16 +1703,16 @@
         </w:tabs>
         <w:spacing w:after="0" w:line="240" w:lineRule="auto"/>
         <w:rPr>
-          <w:rFonts w:ascii="Arial" w:eastAsia="Times New Roman" w:hAnsi="Arial" w:cs="Arial"/>
-          <w:kern w:val="0"/>
-          <w:sz w:val="20"/>
-          <w:szCs w:val="20"/>
-          <w14:ligatures w14:val="none"/>
-        </w:rPr>
-      </w:pPr>
-      <w:r>
-        <w:rPr>
-          <w:rFonts w:ascii="Arial" w:eastAsia="Times New Roman" w:hAnsi="Arial" w:cs="Arial"/>
+          <w:rFonts w:ascii="Times New Roman" w:eastAsia="Times New Roman" w:hAnsi="Times New Roman" w:cs="Times New Roman"/>
+          <w:kern w:val="0"/>
+          <w:sz w:val="20"/>
+          <w:szCs w:val="20"/>
+          <w14:ligatures w14:val="none"/>
+        </w:rPr>
+      </w:pPr>
+      <w:r>
+        <w:rPr>
+          <w:rFonts w:ascii="Times New Roman" w:eastAsia="Times New Roman" w:hAnsi="Times New Roman" w:cs="Times New Roman"/>
           <w:kern w:val="0"/>
           <w:sz w:val="20"/>
           <w:szCs w:val="20"/>
@@ -1092,7 +1722,7 @@
       </w:r>
       <w:r>
         <w:rPr>
-          <w:rFonts w:ascii="Arial" w:eastAsia="Times New Roman" w:hAnsi="Arial" w:cs="Arial"/>
+          <w:rFonts w:ascii="Times New Roman" w:eastAsia="Times New Roman" w:hAnsi="Times New Roman" w:cs="Times New Roman"/>
           <w:kern w:val="0"/>
           <w:sz w:val="20"/>
           <w:szCs w:val="20"/>
@@ -1102,29 +1732,61 @@
       </w:r>
       <w:r>
         <w:rPr>
-          <w:rFonts w:ascii="Arial" w:eastAsia="Times New Roman" w:hAnsi="Arial" w:cs="Arial"/>
+          <w:rFonts w:ascii="Times New Roman" w:eastAsia="Times New Roman" w:hAnsi="Times New Roman" w:cs="Times New Roman"/>
           <w:kern w:val="0"/>
           <w:sz w:val="20"/>
           <w:szCs w:val="20"/>
           <w14:ligatures w14:val="none"/>
         </w:rPr>
         <w:br/>
-        <w:t>.venv\Scripts\activate.bat</w:t>
-      </w:r>
-      <w:r>
-        <w:rPr>
-          <w:rFonts w:ascii="Arial" w:eastAsia="Times New Roman" w:hAnsi="Arial" w:cs="Arial"/>
+        <w:t>.</w:t>
+      </w:r>
+      <w:proofErr w:type="spellStart"/>
+      <w:r>
+        <w:rPr>
+          <w:rFonts w:ascii="Times New Roman" w:eastAsia="Times New Roman" w:hAnsi="Times New Roman" w:cs="Times New Roman"/>
+          <w:kern w:val="0"/>
+          <w:sz w:val="20"/>
+          <w:szCs w:val="20"/>
+          <w14:ligatures w14:val="none"/>
+        </w:rPr>
+        <w:t>venv</w:t>
+      </w:r>
+      <w:proofErr w:type="spellEnd"/>
+      <w:r>
+        <w:rPr>
+          <w:rFonts w:ascii="Times New Roman" w:eastAsia="Times New Roman" w:hAnsi="Times New Roman" w:cs="Times New Roman"/>
+          <w:kern w:val="0"/>
+          <w:sz w:val="20"/>
+          <w:szCs w:val="20"/>
+          <w14:ligatures w14:val="none"/>
+        </w:rPr>
+        <w:t>\Scripts\activate.bat</w:t>
+      </w:r>
+      <w:r>
+        <w:rPr>
+          <w:rFonts w:ascii="Times New Roman" w:eastAsia="Times New Roman" w:hAnsi="Times New Roman" w:cs="Times New Roman"/>
           <w:kern w:val="0"/>
           <w:sz w:val="20"/>
           <w:szCs w:val="20"/>
           <w14:ligatures w14:val="none"/>
         </w:rPr>
         <w:br/>
+      </w:r>
+      <w:r>
+        <w:rPr>
+          <w:rFonts w:ascii="Times New Roman" w:eastAsia="Times New Roman" w:hAnsi="Times New Roman" w:cs="Times New Roman"/>
+          <w:kern w:val="0"/>
+          <w:sz w:val="20"/>
+          <w:szCs w:val="20"/>
+          <w14:ligatures w14:val="none"/>
+        </w:rPr>
+        <w:lastRenderedPageBreak/>
         <w:t>set PYTHONPATH=%CD%</w:t>
       </w:r>
       <w:r>
         <w:rPr>
-          <w:rFonts w:ascii="Arial" w:eastAsia="Times New Roman" w:hAnsi="Arial" w:cs="Arial"/>
+          <w:rFonts w:ascii="Times New Roman" w:eastAsia="Times New Roman" w:hAnsi="Times New Roman" w:cs="Times New Roman"/>
           <w:kern w:val="0"/>
           <w:sz w:val="20"/>
           <w:szCs w:val="20"/>
@@ -1134,7 +1796,7 @@
       </w:r>
       <w:r>
         <w:rPr>
-          <w:rFonts w:ascii="Arial" w:eastAsia="Times New Roman" w:hAnsi="Arial" w:cs="Arial"/>
+          <w:rFonts w:ascii="Times New Roman" w:eastAsia="Times New Roman" w:hAnsi="Times New Roman" w:cs="Times New Roman"/>
           <w:kern w:val="0"/>
           <w:sz w:val="20"/>
           <w:szCs w:val="20"/>
@@ -1145,7 +1807,7 @@
       </w:r>
       <w:r>
         <w:rPr>
-          <w:rFonts w:ascii="Arial" w:eastAsia="Times New Roman" w:hAnsi="Arial" w:cs="Arial"/>
+          <w:rFonts w:ascii="Times New Roman" w:eastAsia="Times New Roman" w:hAnsi="Times New Roman" w:cs="Times New Roman"/>
           <w:kern w:val="0"/>
           <w:sz w:val="20"/>
           <w:szCs w:val="20"/>
@@ -1156,7 +1818,7 @@
       </w:r>
       <w:r>
         <w:rPr>
-          <w:rFonts w:ascii="Arial" w:eastAsia="Times New Roman" w:hAnsi="Arial" w:cs="Arial"/>
+          <w:rFonts w:ascii="Times New Roman" w:eastAsia="Times New Roman" w:hAnsi="Times New Roman" w:cs="Times New Roman"/>
           <w:kern w:val="0"/>
           <w:sz w:val="20"/>
           <w:szCs w:val="20"/>
@@ -1166,7 +1828,7 @@
       </w:r>
       <w:r>
         <w:rPr>
-          <w:rFonts w:ascii="Arial" w:eastAsia="Times New Roman" w:hAnsi="Arial" w:cs="Arial"/>
+          <w:rFonts w:ascii="Times New Roman" w:eastAsia="Times New Roman" w:hAnsi="Times New Roman" w:cs="Times New Roman"/>
           <w:kern w:val="0"/>
           <w:sz w:val="20"/>
           <w:szCs w:val="20"/>
@@ -1176,7 +1838,7 @@
       </w:r>
       <w:r>
         <w:rPr>
-          <w:rFonts w:ascii="Arial" w:eastAsia="Times New Roman" w:hAnsi="Arial" w:cs="Arial"/>
+          <w:rFonts w:ascii="Times New Roman" w:eastAsia="Times New Roman" w:hAnsi="Times New Roman" w:cs="Times New Roman"/>
           <w:kern w:val="0"/>
           <w:sz w:val="20"/>
           <w:szCs w:val="20"/>
@@ -1186,7 +1848,7 @@
       </w:r>
       <w:r>
         <w:rPr>
-          <w:rFonts w:ascii="Arial" w:eastAsia="Times New Roman" w:hAnsi="Arial" w:cs="Arial"/>
+          <w:rFonts w:ascii="Times New Roman" w:eastAsia="Times New Roman" w:hAnsi="Times New Roman" w:cs="Times New Roman"/>
           <w:kern w:val="0"/>
           <w:sz w:val="20"/>
           <w:szCs w:val="20"/>
@@ -1196,7 +1858,7 @@
       </w:r>
       <w:r>
         <w:rPr>
-          <w:rFonts w:ascii="Arial" w:eastAsia="Times New Roman" w:hAnsi="Arial" w:cs="Arial"/>
+          <w:rFonts w:ascii="Times New Roman" w:eastAsia="Times New Roman" w:hAnsi="Times New Roman" w:cs="Times New Roman"/>
           <w:kern w:val="0"/>
           <w:sz w:val="20"/>
           <w:szCs w:val="20"/>
@@ -1206,27 +1868,49 @@
       </w:r>
       <w:r>
         <w:rPr>
-          <w:rFonts w:ascii="Arial" w:eastAsia="Times New Roman" w:hAnsi="Arial" w:cs="Arial"/>
-          <w:kern w:val="0"/>
-          <w:sz w:val="20"/>
-          <w:szCs w:val="20"/>
-          <w14:ligatures w14:val="none"/>
-        </w:rPr>
-        <w:t>-m pytest -q test_faiss_clip_embedding.py</w:t>
+          <w:rFonts w:ascii="Times New Roman" w:eastAsia="Times New Roman" w:hAnsi="Times New Roman" w:cs="Times New Roman"/>
+          <w:kern w:val="0"/>
+          <w:sz w:val="20"/>
+          <w:szCs w:val="20"/>
+          <w14:ligatures w14:val="none"/>
+        </w:rPr>
+        <w:t xml:space="preserve">-m </w:t>
+      </w:r>
+      <w:proofErr w:type="spellStart"/>
+      <w:r>
+        <w:rPr>
+          <w:rFonts w:ascii="Times New Roman" w:eastAsia="Times New Roman" w:hAnsi="Times New Roman" w:cs="Times New Roman"/>
+          <w:kern w:val="0"/>
+          <w:sz w:val="20"/>
+          <w:szCs w:val="20"/>
+          <w14:ligatures w14:val="none"/>
+        </w:rPr>
+        <w:t>pytest</w:t>
+      </w:r>
+      <w:proofErr w:type="spellEnd"/>
+      <w:r>
+        <w:rPr>
+          <w:rFonts w:ascii="Times New Roman" w:eastAsia="Times New Roman" w:hAnsi="Times New Roman" w:cs="Times New Roman"/>
+          <w:kern w:val="0"/>
+          <w:sz w:val="20"/>
+          <w:szCs w:val="20"/>
+          <w14:ligatures w14:val="none"/>
+        </w:rPr>
+        <w:t xml:space="preserve"> -q test_faiss_clip_embedding.py</w:t>
       </w:r>
     </w:p>
     <w:p>
       <w:pPr>
         <w:spacing w:after="0" w:line="240" w:lineRule="auto"/>
         <w:rPr>
-          <w:rFonts w:ascii="Arial" w:eastAsia="Times New Roman" w:hAnsi="Arial" w:cs="Arial"/>
-          <w:kern w:val="0"/>
-          <w14:ligatures w14:val="none"/>
-        </w:rPr>
-      </w:pPr>
-      <w:r>
-        <w:rPr>
-          <w:rFonts w:ascii="Arial" w:eastAsia="Times New Roman" w:hAnsi="Arial" w:cs="Arial"/>
+          <w:rFonts w:ascii="Times New Roman" w:eastAsia="Times New Roman" w:hAnsi="Times New Roman" w:cs="Times New Roman"/>
+          <w:kern w:val="0"/>
+          <w14:ligatures w14:val="none"/>
+        </w:rPr>
+      </w:pPr>
+      <w:r>
+        <w:rPr>
+          <w:rFonts w:ascii="Times New Roman" w:eastAsia="Times New Roman" w:hAnsi="Times New Roman" w:cs="Times New Roman"/>
           <w:kern w:val="0"/>
           <w14:ligatures w14:val="none"/>
         </w:rPr>
@@ -1240,7 +1924,7 @@
         <w:spacing w:before="100" w:beforeAutospacing="1" w:after="100" w:afterAutospacing="1" w:line="240" w:lineRule="auto"/>
         <w:outlineLvl w:val="1"/>
         <w:rPr>
-          <w:rFonts w:ascii="Arial" w:eastAsia="Times New Roman" w:hAnsi="Arial" w:cs="Arial"/>
+          <w:rFonts w:ascii="Times New Roman" w:eastAsia="Times New Roman" w:hAnsi="Times New Roman" w:cs="Times New Roman"/>
           <w:b/>
           <w:bCs/>
           <w:kern w:val="0"/>
@@ -1251,7 +1935,7 @@
       </w:pPr>
       <w:r>
         <w:rPr>
-          <w:rFonts w:ascii="Arial" w:eastAsia="Times New Roman" w:hAnsi="Arial" w:cs="Arial"/>
+          <w:rFonts w:ascii="Times New Roman" w:eastAsia="Times New Roman" w:hAnsi="Times New Roman" w:cs="Times New Roman"/>
           <w:b/>
           <w:bCs/>
           <w:kern w:val="0"/>
@@ -1264,16 +1948,34 @@
     </w:p>
     <w:p>
       <w:pPr>
+        <w:jc w:val="both"/>
+        <w:rPr>
+          <w:rFonts w:ascii="Times New Roman" w:hAnsi="Times New Roman" w:cs="Times New Roman"/>
+          <w:i/>
+          <w:iCs/>
+        </w:rPr>
+      </w:pPr>
+      <w:r>
+        <w:rPr>
+          <w:rFonts w:ascii="Times New Roman" w:hAnsi="Times New Roman" w:cs="Times New Roman"/>
+          <w:i/>
+          <w:iCs/>
+        </w:rPr>
+        <w:t>This block runs the large-scale benchmark against a service instance that is already live and correctly configured. The benchmark is meaningful only if the service settings match the stated assumptions, especially that updates are enabled and the index starts empty.</w:t>
+      </w:r>
+    </w:p>
+    <w:p>
+      <w:pPr>
         <w:spacing w:before="100" w:beforeAutospacing="1" w:after="100" w:afterAutospacing="1" w:line="240" w:lineRule="auto"/>
         <w:rPr>
-          <w:rFonts w:ascii="Arial" w:eastAsia="Times New Roman" w:hAnsi="Arial" w:cs="Arial"/>
-          <w:kern w:val="0"/>
-          <w14:ligatures w14:val="none"/>
-        </w:rPr>
-      </w:pPr>
-      <w:r>
-        <w:rPr>
-          <w:rFonts w:ascii="Arial" w:eastAsia="Times New Roman" w:hAnsi="Arial" w:cs="Arial"/>
+          <w:rFonts w:ascii="Times New Roman" w:eastAsia="Times New Roman" w:hAnsi="Times New Roman" w:cs="Times New Roman"/>
+          <w:kern w:val="0"/>
+          <w14:ligatures w14:val="none"/>
+        </w:rPr>
+      </w:pPr>
+      <w:r>
+        <w:rPr>
+          <w:rFonts w:ascii="Times New Roman" w:eastAsia="Times New Roman" w:hAnsi="Times New Roman" w:cs="Times New Roman"/>
           <w:kern w:val="0"/>
           <w14:ligatures w14:val="none"/>
         </w:rPr>
@@ -1288,14 +1990,14 @@
         </w:numPr>
         <w:spacing w:before="100" w:beforeAutospacing="1" w:after="100" w:afterAutospacing="1" w:line="240" w:lineRule="auto"/>
         <w:rPr>
-          <w:rFonts w:ascii="Arial" w:eastAsia="Times New Roman" w:hAnsi="Arial" w:cs="Arial"/>
-          <w:kern w:val="0"/>
-          <w14:ligatures w14:val="none"/>
-        </w:rPr>
-      </w:pPr>
-      <w:r>
-        <w:rPr>
-          <w:rFonts w:ascii="Arial" w:eastAsia="Times New Roman" w:hAnsi="Arial" w:cs="Arial"/>
+          <w:rFonts w:ascii="Times New Roman" w:eastAsia="Times New Roman" w:hAnsi="Times New Roman" w:cs="Times New Roman"/>
+          <w:kern w:val="0"/>
+          <w14:ligatures w14:val="none"/>
+        </w:rPr>
+      </w:pPr>
+      <w:r>
+        <w:rPr>
+          <w:rFonts w:ascii="Times New Roman" w:eastAsia="Times New Roman" w:hAnsi="Times New Roman" w:cs="Times New Roman"/>
           <w:kern w:val="0"/>
           <w:sz w:val="20"/>
           <w:szCs w:val="20"/>
@@ -1312,14 +2014,14 @@
         </w:numPr>
         <w:spacing w:before="100" w:beforeAutospacing="1" w:after="100" w:afterAutospacing="1" w:line="240" w:lineRule="auto"/>
         <w:rPr>
-          <w:rFonts w:ascii="Arial" w:eastAsia="Times New Roman" w:hAnsi="Arial" w:cs="Arial"/>
-          <w:kern w:val="0"/>
-          <w14:ligatures w14:val="none"/>
-        </w:rPr>
-      </w:pPr>
-      <w:r>
-        <w:rPr>
-          <w:rFonts w:ascii="Arial" w:eastAsia="Times New Roman" w:hAnsi="Arial" w:cs="Arial"/>
+          <w:rFonts w:ascii="Times New Roman" w:eastAsia="Times New Roman" w:hAnsi="Times New Roman" w:cs="Times New Roman"/>
+          <w:kern w:val="0"/>
+          <w14:ligatures w14:val="none"/>
+        </w:rPr>
+      </w:pPr>
+      <w:r>
+        <w:rPr>
+          <w:rFonts w:ascii="Times New Roman" w:eastAsia="Times New Roman" w:hAnsi="Times New Roman" w:cs="Times New Roman"/>
           <w:kern w:val="0"/>
           <w:sz w:val="20"/>
           <w:szCs w:val="20"/>
@@ -1332,14 +2034,14 @@
       <w:pPr>
         <w:spacing w:before="100" w:beforeAutospacing="1" w:after="100" w:afterAutospacing="1" w:line="240" w:lineRule="auto"/>
         <w:rPr>
-          <w:rFonts w:ascii="Arial" w:eastAsia="Times New Roman" w:hAnsi="Arial" w:cs="Arial"/>
-          <w:kern w:val="0"/>
-          <w14:ligatures w14:val="none"/>
-        </w:rPr>
-      </w:pPr>
-      <w:r>
-        <w:rPr>
-          <w:rFonts w:ascii="Arial" w:eastAsia="Times New Roman" w:hAnsi="Arial" w:cs="Arial"/>
+          <w:rFonts w:ascii="Times New Roman" w:eastAsia="Times New Roman" w:hAnsi="Times New Roman" w:cs="Times New Roman"/>
+          <w:kern w:val="0"/>
+          <w14:ligatures w14:val="none"/>
+        </w:rPr>
+      </w:pPr>
+      <w:r>
+        <w:rPr>
+          <w:rFonts w:ascii="Times New Roman" w:eastAsia="Times New Roman" w:hAnsi="Times New Roman" w:cs="Times New Roman"/>
           <w:kern w:val="0"/>
           <w14:ligatures w14:val="none"/>
         </w:rPr>
@@ -1368,16 +2070,16 @@
         </w:tabs>
         <w:spacing w:after="0" w:line="240" w:lineRule="auto"/>
         <w:rPr>
-          <w:rFonts w:ascii="Arial" w:eastAsia="Times New Roman" w:hAnsi="Arial" w:cs="Arial"/>
-          <w:kern w:val="0"/>
-          <w:sz w:val="20"/>
-          <w:szCs w:val="20"/>
-          <w14:ligatures w14:val="none"/>
-        </w:rPr>
-      </w:pPr>
-      <w:r>
-        <w:rPr>
-          <w:rFonts w:ascii="Arial" w:eastAsia="Times New Roman" w:hAnsi="Arial" w:cs="Arial"/>
+          <w:rFonts w:ascii="Times New Roman" w:eastAsia="Times New Roman" w:hAnsi="Times New Roman" w:cs="Times New Roman"/>
+          <w:kern w:val="0"/>
+          <w:sz w:val="20"/>
+          <w:szCs w:val="20"/>
+          <w14:ligatures w14:val="none"/>
+        </w:rPr>
+      </w:pPr>
+      <w:r>
+        <w:rPr>
+          <w:rFonts w:ascii="Times New Roman" w:eastAsia="Times New Roman" w:hAnsi="Times New Roman" w:cs="Times New Roman"/>
           <w:kern w:val="0"/>
           <w:sz w:val="20"/>
           <w:szCs w:val="20"/>
@@ -1387,7 +2089,7 @@
       </w:r>
       <w:r>
         <w:rPr>
-          <w:rFonts w:ascii="Arial" w:eastAsia="Times New Roman" w:hAnsi="Arial" w:cs="Arial"/>
+          <w:rFonts w:ascii="Times New Roman" w:eastAsia="Times New Roman" w:hAnsi="Times New Roman" w:cs="Times New Roman"/>
           <w:kern w:val="0"/>
           <w:sz w:val="20"/>
           <w:szCs w:val="20"/>
@@ -1397,18 +2099,40 @@
       </w:r>
       <w:r>
         <w:rPr>
-          <w:rFonts w:ascii="Arial" w:eastAsia="Times New Roman" w:hAnsi="Arial" w:cs="Arial"/>
+          <w:rFonts w:ascii="Times New Roman" w:eastAsia="Times New Roman" w:hAnsi="Times New Roman" w:cs="Times New Roman"/>
           <w:kern w:val="0"/>
           <w:sz w:val="20"/>
           <w:szCs w:val="20"/>
           <w14:ligatures w14:val="none"/>
         </w:rPr>
         <w:br/>
-        <w:t>.venv\Scripts\activate.bat</w:t>
-      </w:r>
-      <w:r>
-        <w:rPr>
-          <w:rFonts w:ascii="Arial" w:eastAsia="Times New Roman" w:hAnsi="Arial" w:cs="Arial"/>
+        <w:t>.</w:t>
+      </w:r>
+      <w:proofErr w:type="spellStart"/>
+      <w:r>
+        <w:rPr>
+          <w:rFonts w:ascii="Times New Roman" w:eastAsia="Times New Roman" w:hAnsi="Times New Roman" w:cs="Times New Roman"/>
+          <w:kern w:val="0"/>
+          <w:sz w:val="20"/>
+          <w:szCs w:val="20"/>
+          <w14:ligatures w14:val="none"/>
+        </w:rPr>
+        <w:t>venv</w:t>
+      </w:r>
+      <w:proofErr w:type="spellEnd"/>
+      <w:r>
+        <w:rPr>
+          <w:rFonts w:ascii="Times New Roman" w:eastAsia="Times New Roman" w:hAnsi="Times New Roman" w:cs="Times New Roman"/>
+          <w:kern w:val="0"/>
+          <w:sz w:val="20"/>
+          <w:szCs w:val="20"/>
+          <w14:ligatures w14:val="none"/>
+        </w:rPr>
+        <w:t>\Scripts\activate.bat</w:t>
+      </w:r>
+      <w:r>
+        <w:rPr>
+          <w:rFonts w:ascii="Times New Roman" w:eastAsia="Times New Roman" w:hAnsi="Times New Roman" w:cs="Times New Roman"/>
           <w:kern w:val="0"/>
           <w:sz w:val="20"/>
           <w:szCs w:val="20"/>
@@ -1418,7 +2142,7 @@
       </w:r>
       <w:r>
         <w:rPr>
-          <w:rFonts w:ascii="Arial" w:eastAsia="Times New Roman" w:hAnsi="Arial" w:cs="Arial"/>
+          <w:rFonts w:ascii="Times New Roman" w:eastAsia="Times New Roman" w:hAnsi="Times New Roman" w:cs="Times New Roman"/>
           <w:kern w:val="0"/>
           <w:sz w:val="20"/>
           <w:szCs w:val="20"/>
@@ -1428,7 +2152,7 @@
       </w:r>
       <w:r>
         <w:rPr>
-          <w:rFonts w:ascii="Arial" w:eastAsia="Times New Roman" w:hAnsi="Arial" w:cs="Arial"/>
+          <w:rFonts w:ascii="Times New Roman" w:eastAsia="Times New Roman" w:hAnsi="Times New Roman" w:cs="Times New Roman"/>
           <w:kern w:val="0"/>
           <w:sz w:val="20"/>
           <w:szCs w:val="20"/>
@@ -1438,7 +2162,7 @@
       </w:r>
       <w:r>
         <w:rPr>
-          <w:rFonts w:ascii="Arial" w:eastAsia="Times New Roman" w:hAnsi="Arial" w:cs="Arial"/>
+          <w:rFonts w:ascii="Times New Roman" w:eastAsia="Times New Roman" w:hAnsi="Times New Roman" w:cs="Times New Roman"/>
           <w:kern w:val="0"/>
           <w:sz w:val="20"/>
           <w:szCs w:val="20"/>
@@ -1448,7 +2172,7 @@
       </w:r>
       <w:r>
         <w:rPr>
-          <w:rFonts w:ascii="Arial" w:eastAsia="Times New Roman" w:hAnsi="Arial" w:cs="Arial"/>
+          <w:rFonts w:ascii="Times New Roman" w:eastAsia="Times New Roman" w:hAnsi="Times New Roman" w:cs="Times New Roman"/>
           <w:kern w:val="0"/>
           <w:sz w:val="20"/>
           <w:szCs w:val="20"/>
@@ -1458,7 +2182,7 @@
       </w:r>
       <w:r>
         <w:rPr>
-          <w:rFonts w:ascii="Arial" w:eastAsia="Times New Roman" w:hAnsi="Arial" w:cs="Arial"/>
+          <w:rFonts w:ascii="Times New Roman" w:eastAsia="Times New Roman" w:hAnsi="Times New Roman" w:cs="Times New Roman"/>
           <w:kern w:val="0"/>
           <w:sz w:val="20"/>
           <w:szCs w:val="20"/>
@@ -1468,19 +2192,41 @@
       </w:r>
       <w:r>
         <w:rPr>
-          <w:rFonts w:ascii="Arial" w:eastAsia="Times New Roman" w:hAnsi="Arial" w:cs="Arial"/>
-          <w:kern w:val="0"/>
-          <w:sz w:val="20"/>
-          <w:szCs w:val="20"/>
-          <w14:ligatures w14:val="none"/>
-        </w:rPr>
-        <w:t xml:space="preserve">--url </w:t>
+          <w:rFonts w:ascii="Times New Roman" w:eastAsia="Times New Roman" w:hAnsi="Times New Roman" w:cs="Times New Roman"/>
+          <w:kern w:val="0"/>
+          <w:sz w:val="20"/>
+          <w:szCs w:val="20"/>
+          <w14:ligatures w14:val="none"/>
+        </w:rPr>
+        <w:t>--</w:t>
+      </w:r>
+      <w:proofErr w:type="spellStart"/>
+      <w:r>
+        <w:rPr>
+          <w:rFonts w:ascii="Times New Roman" w:eastAsia="Times New Roman" w:hAnsi="Times New Roman" w:cs="Times New Roman"/>
+          <w:kern w:val="0"/>
+          <w:sz w:val="20"/>
+          <w:szCs w:val="20"/>
+          <w14:ligatures w14:val="none"/>
+        </w:rPr>
+        <w:t>url</w:t>
+      </w:r>
+      <w:proofErr w:type="spellEnd"/>
+      <w:r>
+        <w:rPr>
+          <w:rFonts w:ascii="Times New Roman" w:eastAsia="Times New Roman" w:hAnsi="Times New Roman" w:cs="Times New Roman"/>
+          <w:kern w:val="0"/>
+          <w:sz w:val="20"/>
+          <w:szCs w:val="20"/>
+          <w14:ligatures w14:val="none"/>
+        </w:rPr>
+        <w:t xml:space="preserve"> </w:t>
       </w:r>
       <w:hyperlink r:id="rId5" w:history="1">
         <w:r>
           <w:rPr>
             <w:rStyle w:val="Hyperlink"/>
-            <w:rFonts w:ascii="Arial" w:eastAsia="Times New Roman" w:hAnsi="Arial" w:cs="Arial"/>
+            <w:rFonts w:ascii="Times New Roman" w:eastAsia="Times New Roman" w:hAnsi="Times New Roman" w:cs="Times New Roman"/>
             <w:kern w:val="0"/>
             <w:sz w:val="20"/>
             <w:szCs w:val="20"/>
@@ -1491,7 +2237,7 @@
       </w:hyperlink>
       <w:r>
         <w:rPr>
-          <w:rFonts w:ascii="Arial" w:eastAsia="Times New Roman" w:hAnsi="Arial" w:cs="Arial"/>
+          <w:rFonts w:ascii="Times New Roman" w:eastAsia="Times New Roman" w:hAnsi="Times New Roman" w:cs="Times New Roman"/>
           <w:kern w:val="0"/>
           <w:sz w:val="20"/>
           <w:szCs w:val="20"/>
@@ -1501,7 +2247,7 @@
       </w:r>
       <w:r>
         <w:rPr>
-          <w:rFonts w:ascii="Arial" w:eastAsia="Times New Roman" w:hAnsi="Arial" w:cs="Arial"/>
+          <w:rFonts w:ascii="Times New Roman" w:eastAsia="Times New Roman" w:hAnsi="Times New Roman" w:cs="Times New Roman"/>
           <w:kern w:val="0"/>
           <w:sz w:val="20"/>
           <w:szCs w:val="20"/>
@@ -1511,7 +2257,7 @@
       </w:r>
       <w:r>
         <w:rPr>
-          <w:rFonts w:ascii="Arial" w:eastAsia="Times New Roman" w:hAnsi="Arial" w:cs="Arial"/>
+          <w:rFonts w:ascii="Times New Roman" w:eastAsia="Times New Roman" w:hAnsi="Times New Roman" w:cs="Times New Roman"/>
           <w:kern w:val="0"/>
           <w:sz w:val="20"/>
           <w:szCs w:val="20"/>
@@ -1521,17 +2267,28 @@
       </w:r>
       <w:r>
         <w:rPr>
-          <w:rFonts w:ascii="Arial" w:eastAsia="Times New Roman" w:hAnsi="Arial" w:cs="Arial"/>
-          <w:kern w:val="0"/>
-          <w:sz w:val="20"/>
-          <w:szCs w:val="20"/>
-          <w14:ligatures w14:val="none"/>
-        </w:rPr>
-        <w:t>--dim 512</w:t>
-      </w:r>
-      <w:r>
-        <w:rPr>
-          <w:rFonts w:ascii="Arial" w:eastAsia="Times New Roman" w:hAnsi="Arial" w:cs="Arial"/>
+          <w:rFonts w:ascii="Times New Roman" w:eastAsia="Times New Roman" w:hAnsi="Times New Roman" w:cs="Times New Roman"/>
+          <w:kern w:val="0"/>
+          <w:sz w:val="20"/>
+          <w:szCs w:val="20"/>
+          <w14:ligatures w14:val="none"/>
+        </w:rPr>
+        <w:t xml:space="preserve">--dim </w:t>
+      </w:r>
+      <w:proofErr w:type="gramStart"/>
+      <w:r>
+        <w:rPr>
+          <w:rFonts w:ascii="Times New Roman" w:eastAsia="Times New Roman" w:hAnsi="Times New Roman" w:cs="Times New Roman"/>
+          <w:kern w:val="0"/>
+          <w:sz w:val="20"/>
+          <w:szCs w:val="20"/>
+          <w14:ligatures w14:val="none"/>
+        </w:rPr>
+        <w:t>512</w:t>
+      </w:r>
+      <w:r>
+        <w:rPr>
+          <w:rFonts w:ascii="Times New Roman" w:eastAsia="Times New Roman" w:hAnsi="Times New Roman" w:cs="Times New Roman"/>
           <w:kern w:val="0"/>
           <w:sz w:val="20"/>
           <w:szCs w:val="20"/>
@@ -1541,17 +2298,30 @@
       </w:r>
       <w:r>
         <w:rPr>
-          <w:rFonts w:ascii="Arial" w:eastAsia="Times New Roman" w:hAnsi="Arial" w:cs="Arial"/>
-          <w:kern w:val="0"/>
-          <w:sz w:val="20"/>
-          <w:szCs w:val="20"/>
-          <w14:ligatures w14:val="none"/>
-        </w:rPr>
-        <w:t xml:space="preserve"> --nvec 100000</w:t>
-      </w:r>
-      <w:r>
-        <w:rPr>
-          <w:rFonts w:ascii="Arial" w:eastAsia="Times New Roman" w:hAnsi="Arial" w:cs="Arial"/>
+          <w:rFonts w:ascii="Times New Roman" w:eastAsia="Times New Roman" w:hAnsi="Times New Roman" w:cs="Times New Roman"/>
+          <w:kern w:val="0"/>
+          <w:sz w:val="20"/>
+          <w:szCs w:val="20"/>
+          <w14:ligatures w14:val="none"/>
+        </w:rPr>
+        <w:t xml:space="preserve"> --</w:t>
+      </w:r>
+      <w:proofErr w:type="spellStart"/>
+      <w:proofErr w:type="gramEnd"/>
+      <w:r>
+        <w:rPr>
+          <w:rFonts w:ascii="Times New Roman" w:eastAsia="Times New Roman" w:hAnsi="Times New Roman" w:cs="Times New Roman"/>
+          <w:kern w:val="0"/>
+          <w:sz w:val="20"/>
+          <w:szCs w:val="20"/>
+          <w14:ligatures w14:val="none"/>
+        </w:rPr>
+        <w:t>nvec</w:t>
+      </w:r>
+      <w:proofErr w:type="spellEnd"/>
+      <w:r>
+        <w:rPr>
+          <w:rFonts w:ascii="Times New Roman" w:eastAsia="Times New Roman" w:hAnsi="Times New Roman" w:cs="Times New Roman"/>
           <w:kern w:val="0"/>
           <w:sz w:val="20"/>
           <w:szCs w:val="20"/>
@@ -1559,19 +2329,20 @@
         </w:rPr>
         <w:t xml:space="preserve"> </w:t>
       </w:r>
-      <w:r>
-        <w:rPr>
-          <w:rFonts w:ascii="Arial" w:eastAsia="Times New Roman" w:hAnsi="Arial" w:cs="Arial"/>
-          <w:kern w:val="0"/>
-          <w:sz w:val="20"/>
-          <w:szCs w:val="20"/>
-          <w14:ligatures w14:val="none"/>
-        </w:rPr>
-        <w:t xml:space="preserve"> --upsert-batch 1000</w:t>
-      </w:r>
-      <w:r>
-        <w:rPr>
-          <w:rFonts w:ascii="Arial" w:eastAsia="Times New Roman" w:hAnsi="Arial" w:cs="Arial"/>
+      <w:proofErr w:type="gramStart"/>
+      <w:r>
+        <w:rPr>
+          <w:rFonts w:ascii="Times New Roman" w:eastAsia="Times New Roman" w:hAnsi="Times New Roman" w:cs="Times New Roman"/>
+          <w:kern w:val="0"/>
+          <w:sz w:val="20"/>
+          <w:szCs w:val="20"/>
+          <w14:ligatures w14:val="none"/>
+        </w:rPr>
+        <w:t>100000</w:t>
+      </w:r>
+      <w:r>
+        <w:rPr>
+          <w:rFonts w:ascii="Times New Roman" w:eastAsia="Times New Roman" w:hAnsi="Times New Roman" w:cs="Times New Roman"/>
           <w:kern w:val="0"/>
           <w:sz w:val="20"/>
           <w:szCs w:val="20"/>
@@ -1581,7 +2352,50 @@
       </w:r>
       <w:r>
         <w:rPr>
-          <w:rFonts w:ascii="Arial" w:eastAsia="Times New Roman" w:hAnsi="Arial" w:cs="Arial"/>
+          <w:rFonts w:ascii="Times New Roman" w:eastAsia="Times New Roman" w:hAnsi="Times New Roman" w:cs="Times New Roman"/>
+          <w:kern w:val="0"/>
+          <w:sz w:val="20"/>
+          <w:szCs w:val="20"/>
+          <w14:ligatures w14:val="none"/>
+        </w:rPr>
+        <w:t xml:space="preserve"> --</w:t>
+      </w:r>
+      <w:proofErr w:type="spellStart"/>
+      <w:proofErr w:type="gramEnd"/>
+      <w:r>
+        <w:rPr>
+          <w:rFonts w:ascii="Times New Roman" w:eastAsia="Times New Roman" w:hAnsi="Times New Roman" w:cs="Times New Roman"/>
+          <w:kern w:val="0"/>
+          <w:sz w:val="20"/>
+          <w:szCs w:val="20"/>
+          <w14:ligatures w14:val="none"/>
+        </w:rPr>
+        <w:t>upsert</w:t>
+      </w:r>
+      <w:proofErr w:type="spellEnd"/>
+      <w:r>
+        <w:rPr>
+          <w:rFonts w:ascii="Times New Roman" w:eastAsia="Times New Roman" w:hAnsi="Times New Roman" w:cs="Times New Roman"/>
+          <w:kern w:val="0"/>
+          <w:sz w:val="20"/>
+          <w:szCs w:val="20"/>
+          <w14:ligatures w14:val="none"/>
+        </w:rPr>
+        <w:t>-batch 1000</w:t>
+      </w:r>
+      <w:r>
+        <w:rPr>
+          <w:rFonts w:ascii="Times New Roman" w:eastAsia="Times New Roman" w:hAnsi="Times New Roman" w:cs="Times New Roman"/>
+          <w:kern w:val="0"/>
+          <w:sz w:val="20"/>
+          <w:szCs w:val="20"/>
+          <w14:ligatures w14:val="none"/>
+        </w:rPr>
+        <w:t xml:space="preserve"> </w:t>
+      </w:r>
+      <w:r>
+        <w:rPr>
+          <w:rFonts w:ascii="Times New Roman" w:eastAsia="Times New Roman" w:hAnsi="Times New Roman" w:cs="Times New Roman"/>
           <w:kern w:val="0"/>
           <w:sz w:val="20"/>
           <w:szCs w:val="20"/>
@@ -1591,7 +2405,7 @@
       </w:r>
       <w:r>
         <w:rPr>
-          <w:rFonts w:ascii="Arial" w:eastAsia="Times New Roman" w:hAnsi="Arial" w:cs="Arial"/>
+          <w:rFonts w:ascii="Times New Roman" w:eastAsia="Times New Roman" w:hAnsi="Times New Roman" w:cs="Times New Roman"/>
           <w:kern w:val="0"/>
           <w:sz w:val="20"/>
           <w:szCs w:val="20"/>
@@ -1601,7 +2415,7 @@
       </w:r>
       <w:r>
         <w:rPr>
-          <w:rFonts w:ascii="Arial" w:eastAsia="Times New Roman" w:hAnsi="Arial" w:cs="Arial"/>
+          <w:rFonts w:ascii="Times New Roman" w:eastAsia="Times New Roman" w:hAnsi="Times New Roman" w:cs="Times New Roman"/>
           <w:kern w:val="0"/>
           <w:sz w:val="20"/>
           <w:szCs w:val="20"/>
@@ -1611,7 +2425,7 @@
       </w:r>
       <w:r>
         <w:rPr>
-          <w:rFonts w:ascii="Arial" w:eastAsia="Times New Roman" w:hAnsi="Arial" w:cs="Arial"/>
+          <w:rFonts w:ascii="Times New Roman" w:eastAsia="Times New Roman" w:hAnsi="Times New Roman" w:cs="Times New Roman"/>
           <w:kern w:val="0"/>
           <w:sz w:val="20"/>
           <w:szCs w:val="20"/>
@@ -1621,7 +2435,7 @@
       </w:r>
       <w:r>
         <w:rPr>
-          <w:rFonts w:ascii="Arial" w:eastAsia="Times New Roman" w:hAnsi="Arial" w:cs="Arial"/>
+          <w:rFonts w:ascii="Times New Roman" w:eastAsia="Times New Roman" w:hAnsi="Times New Roman" w:cs="Times New Roman"/>
           <w:kern w:val="0"/>
           <w:sz w:val="20"/>
           <w:szCs w:val="20"/>
@@ -1631,7 +2445,7 @@
       </w:r>
       <w:r>
         <w:rPr>
-          <w:rFonts w:ascii="Arial" w:eastAsia="Times New Roman" w:hAnsi="Arial" w:cs="Arial"/>
+          <w:rFonts w:ascii="Times New Roman" w:eastAsia="Times New Roman" w:hAnsi="Times New Roman" w:cs="Times New Roman"/>
           <w:kern w:val="0"/>
           <w:sz w:val="20"/>
           <w:szCs w:val="20"/>
@@ -1641,7 +2455,7 @@
       </w:r>
       <w:r>
         <w:rPr>
-          <w:rFonts w:ascii="Arial" w:eastAsia="Times New Roman" w:hAnsi="Arial" w:cs="Arial"/>
+          <w:rFonts w:ascii="Times New Roman" w:eastAsia="Times New Roman" w:hAnsi="Times New Roman" w:cs="Times New Roman"/>
           <w:kern w:val="0"/>
           <w:sz w:val="20"/>
           <w:szCs w:val="20"/>
@@ -1653,7 +2467,7 @@
     <w:p>
       <w:pPr>
         <w:rPr>
-          <w:rFonts w:ascii="Arial" w:hAnsi="Arial" w:cs="Arial"/>
+          <w:rFonts w:ascii="Times New Roman" w:hAnsi="Times New Roman" w:cs="Times New Roman"/>
         </w:rPr>
       </w:pPr>
     </w:p>
@@ -2427,6 +3241,7 @@
   <w:style w:type="character" w:default="1" w:styleId="DefaultParagraphFont">
     <w:name w:val="Default Paragraph Font"/>
     <w:uiPriority w:val="1"/>
+    <w:semiHidden/>
     <w:unhideWhenUsed/>
   </w:style>
   <w:style w:type="table" w:default="1" w:styleId="TableNormal">
